--- a/대본/2부/01화_Batch_Zero.docx
+++ b/대본/2부/01화_Batch_Zero.docx
@@ -2,7 +2,7 @@
 <file path=word/document.xml><?xml version="1.0" encoding="utf-8"?>
 <w:document xmlns:w="http://schemas.openxmlformats.org/wordprocessingml/2006/main" xmlns:m="http://schemas.openxmlformats.org/officeDocument/2006/math" xmlns:r="http://schemas.openxmlformats.org/officeDocument/2006/relationships" xmlns:o="urn:schemas-microsoft-com:office:office" xmlns:v="urn:schemas-microsoft-com:vml" xmlns:w10="urn:schemas-microsoft-com:office:word" xmlns:a="http://schemas.openxmlformats.org/drawingml/2006/main" xmlns:pic="http://schemas.openxmlformats.org/drawingml/2006/picture" xmlns:wp="http://schemas.openxmlformats.org/drawingml/2006/wordprocessingDrawing">
   <w:body>
-    <w:bookmarkStart w:id="31" w:name="ship-it-2부-1화"/>
+    <w:bookmarkStart w:id="32" w:name="ship-it-2부-1화"/>
     <w:p>
       <w:pPr>
         <w:pStyle w:val="Heading1"/>
@@ -65,7 +65,7 @@
         <w:t xml:space="preserve"> </w:t>
       </w:r>
       <w:r>
-        <w:t xml:space="preserve">- 규칙: 지문 없음. 전 화 100% 「화자명: 대사」. 1턴 15단어 이내.</w:t>
+        <w:t xml:space="preserve">- 규칙: 지문 없음. 전 화 100% 「화자명: 대사」. 1턴 15단어 이내 + 긴 턴 10~15회(25~35단어).</w:t>
       </w:r>
       <w:r>
         <w:t xml:space="preserve"> </w:t>
@@ -244,6 +244,12 @@
         <w:t xml:space="preserve"> </w:t>
       </w:r>
       <w:r>
+        <w:t xml:space="preserve">He meant it kindly, I think, but he also meant that startups fail and factories don’t. That stung a little.</w:t>
+      </w:r>
+      <w:r>
+        <w:t xml:space="preserve"> </w:t>
+      </w:r>
+      <w:r>
         <w:t xml:space="preserve">마커스: 공장장이 그러더라고.</w:t>
       </w:r>
       <w:r>
@@ -258,6 +264,12 @@
       <w:r>
         <w:t xml:space="preserve">”</w:t>
       </w:r>
+      <w:r>
+        <w:t xml:space="preserve"> </w:t>
+      </w:r>
+      <w:r>
+        <w:t xml:space="preserve">좋은 뜻으로 한 말이었겠지만, 스타트업은 망하고 공장은 안 망한다는 뜻이기도 했어. 그게 좀 아팠지.</w:t>
+      </w:r>
     </w:p>
     <w:p>
       <w:pPr>
@@ -351,13 +363,13 @@
         </w:numPr>
       </w:pPr>
       <w:r>
-        <w:t xml:space="preserve">PRIYA: Diane filed the H-1B transfer on day twelve. Two days early.</w:t>
-      </w:r>
-      <w:r>
-        <w:t xml:space="preserve"> </w:t>
-      </w:r>
-      <w:r>
-        <w:t xml:space="preserve">프리야: 다이앤이 12일째에 H-1B 이전을 신청했어요. 이틀 일찍요.</w:t>
+        <w:t xml:space="preserve">PRIYA: Diane filed the H-1B transfer on day twelve, two days early. Out of sixty days, that’s a lot of margin, but honestly, I didn’t sleep properly until it was filed.</w:t>
+      </w:r>
+      <w:r>
+        <w:t xml:space="preserve"> </w:t>
+      </w:r>
+      <w:r>
+        <w:t xml:space="preserve">프리야: 다이앤이 12일째에 H-1B 이전을 신청했어요. 이틀 일찍요. 60일 중에 그 정도면 여유가 많은 거지만, 솔직히 신청이 끝날 때까지 잠을 제대로 못 잤어요.</w:t>
       </w:r>
     </w:p>
     <w:p>
@@ -548,13 +560,13 @@
         </w:numPr>
       </w:pPr>
       <w:r>
-        <w:t xml:space="preserve">PRIYA: The autoclave weakened the gel by twenty-eight percent. So I made it stronger.</w:t>
-      </w:r>
-      <w:r>
-        <w:t xml:space="preserve"> </w:t>
-      </w:r>
-      <w:r>
-        <w:t xml:space="preserve">프리야: 고압 멸균에서 젤이 28퍼센트 약해졌잖아요. 그래서 더 강하게 만들었어요.</w:t>
+        <w:t xml:space="preserve">PRIYA: The autoclave weakened the gel by twenty-eight percent, remember? That was the ghost from my thesis. So this time I made the gel stronger from the start, so the heat can’t break it.</w:t>
+      </w:r>
+      <w:r>
+        <w:t xml:space="preserve"> </w:t>
+      </w:r>
+      <w:r>
+        <w:t xml:space="preserve">프리야: 고압 멸균에서 젤이 28퍼센트 약해졌던 거 기억하죠? 그게 제 논문의 유령이었어요. 그래서 이번엔 처음부터 젤을 더 강하게 만들었어요. 열이 젤을 망가뜨리지 못하게요.</w:t>
       </w:r>
     </w:p>
     <w:p>
@@ -939,13 +951,13 @@
         </w:numPr>
       </w:pPr>
       <w:r>
-        <w:t xml:space="preserve">PRIYA: I made it too strong. It’s too stiff to go through the needle.</w:t>
-      </w:r>
-      <w:r>
-        <w:t xml:space="preserve"> </w:t>
-      </w:r>
-      <w:r>
-        <w:t xml:space="preserve">프리야: 너무 강하게 만들었어. 너무 뻑뻑해서 바늘을 통과를 못 해.</w:t>
+        <w:t xml:space="preserve">PRIYA: I made it too strong. To survive the autoclave, I tightened the net so much that now it’s too stiff to go through the needle. I fixed one problem and created another.</w:t>
+      </w:r>
+      <w:r>
+        <w:t xml:space="preserve"> </w:t>
+      </w:r>
+      <w:r>
+        <w:t xml:space="preserve">프리야: 너무 강하게 만들었어. 고압 멸균을 견디게 하려고 그물을 너무 촘촘하게 조였더니, 이제 너무 뻑뻑해서 바늘을 통과를 못 해. 문제 하나를 고치고 다른 문제를 만든 거야.</w:t>
       </w:r>
     </w:p>
     <w:p>
@@ -1074,13 +1086,13 @@
         </w:numPr>
       </w:pPr>
       <w:r>
-        <w:t xml:space="preserve">ELENA: Doctors notice immediately. If it’s hard to push, they won’t use it.</w:t>
-      </w:r>
-      <w:r>
-        <w:t xml:space="preserve"> </w:t>
-      </w:r>
-      <w:r>
-        <w:t xml:space="preserve">엘레나: 의사들은 바로 알아채요. 누르기 힘들면 안 써요.</w:t>
+        <w:t xml:space="preserve">ELENA: Doctors notice immediately. If it’s hard to push, your hand shakes and you lose control of where the filler goes. That’s dangerous, so most doctors simply won’t use it.</w:t>
+      </w:r>
+      <w:r>
+        <w:t xml:space="preserve"> </w:t>
+      </w:r>
+      <w:r>
+        <w:t xml:space="preserve">엘레나: 의사들은 바로 알아채요. 누르기 힘들면 손이 떨리고, 필러가 어디로 들어가는지 통제를 잃게 돼요. 그건 위험하니까, 대부분의 의사는 그냥 안 써요.</w:t>
       </w:r>
     </w:p>
     <w:bookmarkEnd w:id="22"/>
@@ -1220,13 +1232,13 @@
         </w:numPr>
       </w:pPr>
       <w:r>
-        <w:t xml:space="preserve">PRIYA: Change one thing at a time. Never two. Or you won’t know which worked.</w:t>
-      </w:r>
-      <w:r>
-        <w:t xml:space="preserve"> </w:t>
-      </w:r>
-      <w:r>
-        <w:t xml:space="preserve">프리야: 한 번에 하나만 바꿔. 절대 두 개는 안 돼. 그러면 뭐가 효과 있었는지 몰라.</w:t>
+        <w:t xml:space="preserve">PRIYA: Change one thing at a time. Never two. If I change the crosslinker and the particle size together and it works, I won’t know which change fixed it, or which one to keep.</w:t>
+      </w:r>
+      <w:r>
+        <w:t xml:space="preserve"> </w:t>
+      </w:r>
+      <w:r>
+        <w:t xml:space="preserve">프리야: 한 번에 하나만 바꿔. 절대 두 개는 안 돼. 가교제랑 입자 크기를 같이 바꿨는데 효과가 있으면, 어떤 변화가 문제를 고쳤는지, 어느 쪽을 유지해야 할지 알 수가 없어.</w:t>
       </w:r>
     </w:p>
     <w:p>
@@ -1373,13 +1385,13 @@
         </w:numPr>
       </w:pPr>
       <w:r>
-        <w:t xml:space="preserve">MARCUS: That’s our bottleneck. Not the chemistry. The capacity.</w:t>
-      </w:r>
-      <w:r>
-        <w:t xml:space="preserve"> </w:t>
-      </w:r>
-      <w:r>
-        <w:t xml:space="preserve">마커스: 그게 우리 병목이야. 화학이 아니라 처리 능력.</w:t>
+        <w:t xml:space="preserve">MARCUS: That’s our bottleneck. Not the chemistry. The capacity. Priya knows what to test, but one bench and one autoclave booking a week means everything waits in line behind one person.</w:t>
+      </w:r>
+      <w:r>
+        <w:t xml:space="preserve"> </w:t>
+      </w:r>
+      <w:r>
+        <w:t xml:space="preserve">마커스: 그게 우리 병목이야. 화학이 아니라 처리 능력. 프리야는 뭘 시험해야 할지 알아. 그런데 실험대 하나에 일주일에 멸균기 예약 한 번이면, 모든 게 한 사람 뒤에 줄을 서서 기다리는 거지.</w:t>
       </w:r>
     </w:p>
     <w:p>
@@ -1543,13 +1555,13 @@
         </w:numPr>
       </w:pPr>
       <w:r>
-        <w:t xml:space="preserve">PRIYA: Because the crosslinks fixed the twenty-eight percent. I don’t want to lose that.</w:t>
-      </w:r>
-      <w:r>
-        <w:t xml:space="preserve"> </w:t>
-      </w:r>
-      <w:r>
-        <w:t xml:space="preserve">프리야: 가교 덕분에 28퍼센트 문제를 고쳤으니까. 그걸 잃고 싶지 않아.</w:t>
+        <w:t xml:space="preserve">PRIYA: Because the crosslinks are what fixed the twenty-eight percent. If I reduce them first, I might get honey, but then the autoclave weakens it, and we’re back to the ghost.</w:t>
+      </w:r>
+      <w:r>
+        <w:t xml:space="preserve"> </w:t>
+      </w:r>
+      <w:r>
+        <w:t xml:space="preserve">프리야: 가교가 바로 28퍼센트 문제를 고친 거니까. 그걸 먼저 줄이면 꿀은 얻을 수 있겠지만, 그러면 고압 멸균이 젤을 다시 약하게 만들고, 우린 그 유령으로 돌아가는 거야.</w:t>
       </w:r>
     </w:p>
     <w:p>
@@ -1747,13 +1759,13 @@
         </w:numPr>
       </w:pPr>
       <w:r>
-        <w:t xml:space="preserve">PRIYA: It’s not sterilized. So it’s not a real result. Just a hint.</w:t>
-      </w:r>
-      <w:r>
-        <w:t xml:space="preserve"> </w:t>
-      </w:r>
-      <w:r>
-        <w:t xml:space="preserve">프리야: 멸균은 안 했어. 그러니까 진짜 결과는 아니야. 힌트일 뿐이지.</w:t>
+        <w:t xml:space="preserve">PRIYA: It’s not sterilized yet, so it’s not a real result. The autoclave could change everything, like it did with the thesis gel. So please treat this as a hint, not an answer.</w:t>
+      </w:r>
+      <w:r>
+        <w:t xml:space="preserve"> </w:t>
+      </w:r>
+      <w:r>
+        <w:t xml:space="preserve">프리야: 아직 멸균을 안 했으니까 진짜 결과는 아니야. 논문 젤 때처럼 고압 멸균이 모든 걸 바꿀 수도 있어. 그러니까 이건 답이 아니라 힌트로 봐 줘.</w:t>
       </w:r>
     </w:p>
     <w:p>
@@ -1866,13 +1878,13 @@
         </w:numPr>
       </w:pPr>
       <w:r>
-        <w:t xml:space="preserve">ELENA: Like honey that’s been in the fridge. A little thick. But usable.</w:t>
-      </w:r>
-      <w:r>
-        <w:t xml:space="preserve"> </w:t>
-      </w:r>
-      <w:r>
-        <w:t xml:space="preserve">엘레나: 냉장고에 넣어 둔 꿀 같아요. 좀 되직해요. 그래도 쓸 만해요.</w:t>
+        <w:t xml:space="preserve">ELENA: Like honey that’s been in the fridge. A little thick, so my thumb is working harder than I’d like. But I’m in control the whole time, and that’s what matters. It’s usable.</w:t>
+      </w:r>
+      <w:r>
+        <w:t xml:space="preserve"> </w:t>
+      </w:r>
+      <w:r>
+        <w:t xml:space="preserve">엘레나: 냉장고에 넣어 둔 꿀 같아요. 좀 되직해서 엄지에 힘이 생각보다 더 들어가요. 그래도 처음부터 끝까지 통제가 돼요. 그게 중요한 거죠. 쓸 만해요.</w:t>
       </w:r>
     </w:p>
     <w:p>
@@ -2301,13 +2313,13 @@
         </w:numPr>
       </w:pPr>
       <w:r>
-        <w:t xml:space="preserve">DIANE: No. It’s a warning shot. They want you to know they’re watching.</w:t>
-      </w:r>
-      <w:r>
-        <w:t xml:space="preserve"> </w:t>
-      </w:r>
-      <w:r>
-        <w:t xml:space="preserve">다이앤: 아니요. 경고 사격이에요. 지켜보고 있다는 걸 알리고 싶은 거죠.</w:t>
+        <w:t xml:space="preserve">DIANE: No. It’s a warning shot. They want you to know they’re watching. If they had real evidence, they’d have sued. A letter like this costs them almost nothing and makes you nervous.</w:t>
+      </w:r>
+      <w:r>
+        <w:t xml:space="preserve"> </w:t>
+      </w:r>
+      <w:r>
+        <w:t xml:space="preserve">다이앤: 아니요. 경고 사격이에요. 지켜보고 있다는 걸 알리고 싶은 거죠. 진짜 증거가 있었다면 벌써 소송을 걸었을 거예요. 이런 편지는 그쪽엔 비용이 거의 안 들고, 여러분은 긴장하게 만들죠.</w:t>
       </w:r>
     </w:p>
     <w:p>
@@ -2402,13 +2414,13 @@
         </w:numPr>
       </w:pPr>
       <w:r>
-        <w:t xml:space="preserve">DIANE: Nothing. Keep your hands clean. Research only. No selling.</w:t>
-      </w:r>
-      <w:r>
-        <w:t xml:space="preserve"> </w:t>
-      </w:r>
-      <w:r>
-        <w:t xml:space="preserve">다이앤: 아무것도요. 손을 깨끗이 하세요. 연구만. 판매 금지.</w:t>
+        <w:t xml:space="preserve">DIANE: Nothing. Keep your hands clean. Research only. No selling, no customers, no product talk with clinics. As long as you’re only doing research, their non-compete has much less to hold on to.</w:t>
+      </w:r>
+      <w:r>
+        <w:t xml:space="preserve"> </w:t>
+      </w:r>
+      <w:r>
+        <w:t xml:space="preserve">다이앤: 아무것도요. 손을 깨끗이 하세요. 연구만. 판매도, 고객도, 클리닉과의 제품 이야기도 금지예요. 연구만 하는 한, 그쪽 경업금지 조항이 붙잡을 게 훨씬 적어요.</w:t>
       </w:r>
     </w:p>
     <w:p>
@@ -2471,7 +2483,7 @@
     </w:p>
     <w:bookmarkEnd w:id="25"/>
     <w:bookmarkEnd w:id="26"/>
-    <w:bookmarkStart w:id="30" w:name="학습-부록"/>
+    <w:bookmarkStart w:id="31" w:name="학습-부록"/>
     <w:p>
       <w:pPr>
         <w:pStyle w:val="Heading2"/>
@@ -3334,8 +3346,278 @@
       </w:r>
     </w:p>
     <w:bookmarkEnd w:id="29"/>
+    <w:bookmarkStart w:id="30" w:name="긴-발화-분석"/>
+    <w:p>
+      <w:pPr>
+        <w:pStyle w:val="Heading3"/>
+      </w:pPr>
+      <w:r>
+        <w:t xml:space="preserve">④ 긴 발화 분석</w:t>
+      </w:r>
+    </w:p>
+    <w:p>
+      <w:pPr>
+        <w:pStyle w:val="BlockText"/>
+      </w:pPr>
+      <w:r>
+        <w:rPr>
+          <w:bCs/>
+          <w:b/>
+        </w:rPr>
+        <w:t xml:space="preserve">58턴 PRIYA:</w:t>
+      </w:r>
+      <w:r>
+        <w:t xml:space="preserve"> </w:t>
+      </w:r>
+      <w:r>
+        <w:t xml:space="preserve">“</w:t>
+      </w:r>
+      <w:r>
+        <w:t xml:space="preserve">Change one thing at a time. Never two. If I change the crosslinker and the particle size together and it works, I won’t know which change fixed it, or which one to keep.</w:t>
+      </w:r>
+      <w:r>
+        <w:t xml:space="preserve">”</w:t>
+      </w:r>
+    </w:p>
+    <w:tbl>
+      <w:tblPr>
+        <w:tblStyle w:val="Table"/>
+        <w:tblW w:type="pct" w:w="5000"/>
+        <w:tblLook w:firstRow="1" w:lastRow="0" w:firstColumn="0" w:lastColumn="0" w:noHBand="0" w:noVBand="0" w:val="0020"/>
+        <w:jc w:val="start"/>
+      </w:tblPr>
+      <w:tblGrid>
+        <w:gridCol w:w="2640"/>
+        <w:gridCol w:w="2640"/>
+        <w:gridCol w:w="2640"/>
+      </w:tblGrid>
+      <w:tr>
+        <w:trPr>
+          <w:tblHeader w:val="true"/>
+        </w:trPr>
+        <w:tc>
+          <w:tcPr/>
+          <w:p>
+            <w:pPr>
+              <w:pStyle w:val="Compact"/>
+              <w:jc w:val="left"/>
+            </w:pPr>
+            <w:r>
+              <w:t xml:space="preserve">구조</w:t>
+            </w:r>
+          </w:p>
+        </w:tc>
+        <w:tc>
+          <w:tcPr/>
+          <w:p>
+            <w:pPr>
+              <w:pStyle w:val="Compact"/>
+              <w:jc w:val="left"/>
+            </w:pPr>
+            <w:r>
+              <w:t xml:space="preserve">영어</w:t>
+            </w:r>
+          </w:p>
+        </w:tc>
+        <w:tc>
+          <w:tcPr/>
+          <w:p>
+            <w:pPr>
+              <w:pStyle w:val="Compact"/>
+              <w:jc w:val="left"/>
+            </w:pPr>
+            <w:r>
+              <w:t xml:space="preserve">기능</w:t>
+            </w:r>
+          </w:p>
+        </w:tc>
+      </w:tr>
+      <w:tr>
+        <w:tc>
+          <w:tcPr/>
+          <w:p>
+            <w:pPr>
+              <w:pStyle w:val="Compact"/>
+              <w:jc w:val="left"/>
+            </w:pPr>
+            <w:r>
+              <w:t xml:space="preserve">① 원칙(짧게)</w:t>
+            </w:r>
+          </w:p>
+        </w:tc>
+        <w:tc>
+          <w:tcPr/>
+          <w:p>
+            <w:pPr>
+              <w:pStyle w:val="Compact"/>
+              <w:jc w:val="left"/>
+            </w:pPr>
+            <w:r>
+              <w:t xml:space="preserve">Change one thing at a time. Never two.</w:t>
+            </w:r>
+          </w:p>
+        </w:tc>
+        <w:tc>
+          <w:tcPr/>
+          <w:p>
+            <w:pPr>
+              <w:pStyle w:val="Compact"/>
+              <w:jc w:val="left"/>
+            </w:pPr>
+            <w:r>
+              <w:t xml:space="preserve">지켜야 할 규칙을 짧은 두 문장으로 먼저 못 박기</w:t>
+            </w:r>
+          </w:p>
+        </w:tc>
+      </w:tr>
+      <w:tr>
+        <w:tc>
+          <w:tcPr/>
+          <w:p>
+            <w:pPr>
+              <w:pStyle w:val="Compact"/>
+              <w:jc w:val="left"/>
+            </w:pPr>
+            <w:r>
+              <w:t xml:space="preserve">② 가정(If…)</w:t>
+            </w:r>
+          </w:p>
+        </w:tc>
+        <w:tc>
+          <w:tcPr/>
+          <w:p>
+            <w:pPr>
+              <w:pStyle w:val="Compact"/>
+              <w:jc w:val="left"/>
+            </w:pPr>
+            <w:r>
+              <w:t xml:space="preserve">If I change the crosslinker and the particle size together and it works,</w:t>
+            </w:r>
+          </w:p>
+        </w:tc>
+        <w:tc>
+          <w:tcPr/>
+          <w:p>
+            <w:pPr>
+              <w:pStyle w:val="Compact"/>
+              <w:jc w:val="left"/>
+            </w:pPr>
+            <w:r>
+              <w:t xml:space="preserve">규칙을 어기는 구체적 상황을 그려 보이기</w:t>
+            </w:r>
+          </w:p>
+        </w:tc>
+      </w:tr>
+      <w:tr>
+        <w:tc>
+          <w:tcPr/>
+          <w:p>
+            <w:pPr>
+              <w:pStyle w:val="Compact"/>
+              <w:jc w:val="left"/>
+            </w:pPr>
+            <w:r>
+              <w:t xml:space="preserve">③ 결과(문제점)</w:t>
+            </w:r>
+          </w:p>
+        </w:tc>
+        <w:tc>
+          <w:tcPr/>
+          <w:p>
+            <w:pPr>
+              <w:pStyle w:val="Compact"/>
+              <w:jc w:val="left"/>
+            </w:pPr>
+            <w:r>
+              <w:t xml:space="preserve">I won’t know which change fixed it, or which one to keep.</w:t>
+            </w:r>
+          </w:p>
+        </w:tc>
+        <w:tc>
+          <w:tcPr/>
+          <w:p>
+            <w:pPr>
+              <w:pStyle w:val="Compact"/>
+              <w:jc w:val="left"/>
+            </w:pPr>
+            <w:r>
+              <w:t xml:space="preserve">규칙이 필요한 이유를 결과로 증명</w:t>
+            </w:r>
+          </w:p>
+        </w:tc>
+      </w:tr>
+    </w:tbl>
+    <w:p>
+      <w:pPr>
+        <w:pStyle w:val="BodyText"/>
+      </w:pPr>
+      <w:r>
+        <w:rPr>
+          <w:bCs/>
+          <w:b/>
+        </w:rPr>
+        <w:t xml:space="preserve">활용 패턴:</w:t>
+      </w:r>
+      <w:r>
+        <w:t xml:space="preserve"> </w:t>
+      </w:r>
+      <w:r>
+        <w:t xml:space="preserve">원칙 →</w:t>
+      </w:r>
+      <w:r>
+        <w:t xml:space="preserve"> </w:t>
+      </w:r>
+      <w:r>
+        <w:t xml:space="preserve">“</w:t>
+      </w:r>
+      <w:r>
+        <w:t xml:space="preserve">If + 어긴 상황</w:t>
+      </w:r>
+      <w:r>
+        <w:t xml:space="preserve">”</w:t>
+      </w:r>
+      <w:r>
+        <w:t xml:space="preserve"> </w:t>
+      </w:r>
+      <w:r>
+        <w:t xml:space="preserve">→ 그러면 생기는 문제</w:t>
+      </w:r>
+      <w:r>
+        <w:t xml:space="preserve"> </w:t>
+      </w:r>
+      <w:r>
+        <w:rPr>
+          <w:bCs/>
+          <w:b/>
+        </w:rPr>
+        <w:t xml:space="preserve">연결 표현:</w:t>
+      </w:r>
+      <w:r>
+        <w:t xml:space="preserve"> </w:t>
+      </w:r>
+      <w:r>
+        <w:t xml:space="preserve">at a time(한 번에) · together(동시에) · I won’t know which…(어느 쪽인지 알 수 없다)</w:t>
+      </w:r>
+      <w:r>
+        <w:t xml:space="preserve"> </w:t>
+      </w:r>
+      <w:r>
+        <w:rPr>
+          <w:bCs/>
+          <w:b/>
+        </w:rPr>
+        <w:t xml:space="preserve">연습:</w:t>
+      </w:r>
+      <w:r>
+        <w:t xml:space="preserve"> </w:t>
+      </w:r>
+      <w:r>
+        <w:t xml:space="preserve">마케팅 문구와 가격을 동시에 바꾸자는 동료에게 같은 구조로 30단어 안팎으로 반대해 보기.</w:t>
+      </w:r>
+    </w:p>
     <w:bookmarkEnd w:id="30"/>
     <w:bookmarkEnd w:id="31"/>
+    <w:bookmarkEnd w:id="32"/>
     <w:sectPr/>
   </w:body>
 </w:document>

--- a/대본/2부/01화_Batch_Zero.docx
+++ b/대본/2부/01화_Batch_Zero.docx
@@ -2,7 +2,7 @@
 <file path=word/document.xml><?xml version="1.0" encoding="utf-8"?>
 <w:document xmlns:w="http://schemas.openxmlformats.org/wordprocessingml/2006/main" xmlns:m="http://schemas.openxmlformats.org/officeDocument/2006/math" xmlns:r="http://schemas.openxmlformats.org/officeDocument/2006/relationships" xmlns:o="urn:schemas-microsoft-com:office:office" xmlns:v="urn:schemas-microsoft-com:vml" xmlns:w10="urn:schemas-microsoft-com:office:word" xmlns:a="http://schemas.openxmlformats.org/drawingml/2006/main" xmlns:pic="http://schemas.openxmlformats.org/drawingml/2006/picture" xmlns:wp="http://schemas.openxmlformats.org/drawingml/2006/wordprocessingDrawing">
   <w:body>
-    <w:bookmarkStart w:id="32" w:name="ship-it-2부-1화"/>
+    <w:bookmarkStart w:id="38" w:name="ship-it-2부-1화"/>
     <w:p>
       <w:pPr>
         <w:pStyle w:val="Heading1"/>
@@ -135,95 +135,47 @@
     </w:p>
     <w:p>
       <w:pPr>
-        <w:numPr>
-          <w:ilvl w:val="0"/>
-          <w:numId w:val="1001"/>
-        </w:numPr>
+        <w:pStyle w:val="FirstParagraph"/>
       </w:pPr>
       <w:r>
         <w:t xml:space="preserve">MARCUS: Morning, team. Reporting for duty. Full-time.</w:t>
       </w:r>
-      <w:r>
-        <w:t xml:space="preserve"> </w:t>
-      </w:r>
-      <w:r>
-        <w:t xml:space="preserve">마커스: 좋은 아침, 팀. 근무 신고합니다. 풀타임으로.</w:t>
-      </w:r>
-    </w:p>
-    <w:p>
-      <w:pPr>
-        <w:numPr>
-          <w:ilvl w:val="0"/>
-          <w:numId w:val="1001"/>
-        </w:numPr>
+    </w:p>
+    <w:p>
+      <w:pPr>
+        <w:pStyle w:val="BodyText"/>
       </w:pPr>
       <w:r>
         <w:t xml:space="preserve">NOAH: Marcus! Your first official day. How does it feel?</w:t>
       </w:r>
-      <w:r>
-        <w:t xml:space="preserve"> </w:t>
-      </w:r>
-      <w:r>
-        <w:t xml:space="preserve">노아: 마커스! 공식 첫날이네요. 기분이 어때요?</w:t>
-      </w:r>
-    </w:p>
-    <w:p>
-      <w:pPr>
-        <w:numPr>
-          <w:ilvl w:val="0"/>
-          <w:numId w:val="1001"/>
-        </w:numPr>
+    </w:p>
+    <w:p>
+      <w:pPr>
+        <w:pStyle w:val="BodyText"/>
       </w:pPr>
       <w:r>
         <w:t xml:space="preserve">MARCUS: Strange. Nobody’s yelling about production numbers.</w:t>
       </w:r>
-      <w:r>
-        <w:t xml:space="preserve"> </w:t>
-      </w:r>
-      <w:r>
-        <w:t xml:space="preserve">마커스: 이상해. 아무도 생산량 갖고 소리를 안 질러.</w:t>
-      </w:r>
-    </w:p>
-    <w:p>
-      <w:pPr>
-        <w:numPr>
-          <w:ilvl w:val="0"/>
-          <w:numId w:val="1001"/>
-        </w:numPr>
+    </w:p>
+    <w:p>
+      <w:pPr>
+        <w:pStyle w:val="BodyText"/>
       </w:pPr>
       <w:r>
         <w:t xml:space="preserve">PRIYA: Give it a week. I’ll yell about something.</w:t>
       </w:r>
-      <w:r>
-        <w:t xml:space="preserve"> </w:t>
-      </w:r>
-      <w:r>
-        <w:t xml:space="preserve">프리야: 일주일만 기다려요. 제가 뭐든 소리 지를 테니까.</w:t>
-      </w:r>
-    </w:p>
-    <w:p>
-      <w:pPr>
-        <w:numPr>
-          <w:ilvl w:val="0"/>
-          <w:numId w:val="1001"/>
-        </w:numPr>
+    </w:p>
+    <w:p>
+      <w:pPr>
+        <w:pStyle w:val="BodyText"/>
       </w:pPr>
       <w:r>
         <w:t xml:space="preserve">ELENA: How did Corwin take your resignation?</w:t>
       </w:r>
-      <w:r>
-        <w:t xml:space="preserve"> </w:t>
-      </w:r>
-      <w:r>
-        <w:t xml:space="preserve">엘레나: 코윈은 사직을 어떻게 받아들였어요?</w:t>
-      </w:r>
-    </w:p>
-    <w:p>
-      <w:pPr>
-        <w:numPr>
-          <w:ilvl w:val="0"/>
-          <w:numId w:val="1001"/>
-        </w:numPr>
+    </w:p>
+    <w:p>
+      <w:pPr>
+        <w:pStyle w:val="BodyText"/>
       </w:pPr>
       <w:r>
         <w:t xml:space="preserve">MARCUS: My director said,</w:t>
@@ -246,11 +198,21 @@
       <w:r>
         <w:t xml:space="preserve">He meant it kindly, I think, but he also meant that startups fail and factories don’t. That stung a little.</w:t>
       </w:r>
-      <w:r>
-        <w:t xml:space="preserve"> </w:t>
-      </w:r>
-      <w:r>
-        <w:t xml:space="preserve">마커스: 공장장이 그러더라고.</w:t>
+    </w:p>
+    <w:p>
+      <w:pPr>
+        <w:pStyle w:val="BodyText"/>
+      </w:pPr>
+      <w:r>
+        <w:t xml:space="preserve">NOAH: And what did you say?</w:t>
+      </w:r>
+    </w:p>
+    <w:p>
+      <w:pPr>
+        <w:pStyle w:val="BodyText"/>
+      </w:pPr>
+      <w:r>
+        <w:t xml:space="preserve">MARCUS: I said,</w:t>
       </w:r>
       <w:r>
         <w:t xml:space="preserve"> </w:t>
@@ -259,7 +221,7 @@
         <w:t xml:space="preserve">“</w:t>
       </w:r>
       <w:r>
-        <w:t xml:space="preserve">6개월이면 돌아올 거다.</w:t>
+        <w:t xml:space="preserve">Copy that.</w:t>
       </w:r>
       <w:r>
         <w:t xml:space="preserve">”</w:t>
@@ -268,193 +230,63 @@
         <w:t xml:space="preserve"> </w:t>
       </w:r>
       <w:r>
-        <w:t xml:space="preserve">좋은 뜻으로 한 말이었겠지만, 스타트업은 망하고 공장은 안 망한다는 뜻이기도 했어. 그게 좀 아팠지.</w:t>
-      </w:r>
-    </w:p>
-    <w:p>
-      <w:pPr>
-        <w:numPr>
-          <w:ilvl w:val="0"/>
-          <w:numId w:val="1001"/>
-        </w:numPr>
-      </w:pPr>
-      <w:r>
-        <w:t xml:space="preserve">NOAH: And what did you say?</w:t>
-      </w:r>
-      <w:r>
-        <w:t xml:space="preserve"> </w:t>
-      </w:r>
-      <w:r>
-        <w:t xml:space="preserve">노아: 그래서 뭐라고 했어요?</w:t>
-      </w:r>
-    </w:p>
-    <w:p>
-      <w:pPr>
-        <w:numPr>
-          <w:ilvl w:val="0"/>
-          <w:numId w:val="1001"/>
-        </w:numPr>
-      </w:pPr>
-      <w:r>
-        <w:t xml:space="preserve">MARCUS: I said,</w:t>
-      </w:r>
-      <w:r>
-        <w:t xml:space="preserve"> </w:t>
-      </w:r>
-      <w:r>
-        <w:t xml:space="preserve">“</w:t>
-      </w:r>
-      <w:r>
-        <w:t xml:space="preserve">Copy that.</w:t>
-      </w:r>
-      <w:r>
-        <w:t xml:space="preserve">”</w:t>
-      </w:r>
-      <w:r>
-        <w:t xml:space="preserve"> </w:t>
-      </w:r>
-      <w:r>
         <w:t xml:space="preserve">Then I left. Never looked back.</w:t>
       </w:r>
-      <w:r>
-        <w:t xml:space="preserve"> </w:t>
-      </w:r>
-      <w:r>
-        <w:t xml:space="preserve">마커스:</w:t>
-      </w:r>
-      <w:r>
-        <w:t xml:space="preserve"> </w:t>
-      </w:r>
-      <w:r>
-        <w:t xml:space="preserve">“</w:t>
-      </w:r>
-      <w:r>
-        <w:t xml:space="preserve">알겠습니다</w:t>
-      </w:r>
-      <w:r>
-        <w:t xml:space="preserve">”</w:t>
-      </w:r>
-      <w:r>
-        <w:t xml:space="preserve">라고 했지. 그리고 나왔어. 뒤도 안 돌아봤고.</w:t>
-      </w:r>
-    </w:p>
-    <w:p>
-      <w:pPr>
-        <w:numPr>
-          <w:ilvl w:val="0"/>
-          <w:numId w:val="1001"/>
-        </w:numPr>
+    </w:p>
+    <w:p>
+      <w:pPr>
+        <w:pStyle w:val="BodyText"/>
       </w:pPr>
       <w:r>
         <w:t xml:space="preserve">ELENA: And Priya, your visa? Elaine asked me on Friday.</w:t>
       </w:r>
-      <w:r>
-        <w:t xml:space="preserve"> </w:t>
-      </w:r>
-      <w:r>
-        <w:t xml:space="preserve">엘레나: 그리고 프리야, 비자는요? 금요일에 일레인이 물어봤어요.</w:t>
-      </w:r>
-    </w:p>
-    <w:p>
-      <w:pPr>
-        <w:numPr>
-          <w:ilvl w:val="0"/>
-          <w:numId w:val="1001"/>
-        </w:numPr>
+    </w:p>
+    <w:p>
+      <w:pPr>
+        <w:pStyle w:val="BodyText"/>
       </w:pPr>
       <w:r>
         <w:t xml:space="preserve">PRIYA: Diane filed the H-1B transfer on day twelve, two days early. Out of sixty days, that’s a lot of margin, but honestly, I didn’t sleep properly until it was filed.</w:t>
       </w:r>
-      <w:r>
-        <w:t xml:space="preserve"> </w:t>
-      </w:r>
-      <w:r>
-        <w:t xml:space="preserve">프리야: 다이앤이 12일째에 H-1B 이전을 신청했어요. 이틀 일찍요. 60일 중에 그 정도면 여유가 많은 거지만, 솔직히 신청이 끝날 때까지 잠을 제대로 못 잤어요.</w:t>
-      </w:r>
-    </w:p>
-    <w:p>
-      <w:pPr>
-        <w:numPr>
-          <w:ilvl w:val="0"/>
-          <w:numId w:val="1001"/>
-        </w:numPr>
+    </w:p>
+    <w:p>
+      <w:pPr>
+        <w:pStyle w:val="BodyText"/>
       </w:pPr>
       <w:r>
         <w:t xml:space="preserve">NOAH: And Priya can work from the day it’s filed. Diane confirmed in writing.</w:t>
       </w:r>
-      <w:r>
-        <w:t xml:space="preserve"> </w:t>
-      </w:r>
-      <w:r>
-        <w:t xml:space="preserve">노아: 그리고 신청한 날부터 프리야는 일할 수 있어요. 다이앤이 서면으로 확인했어요.</w:t>
-      </w:r>
-    </w:p>
-    <w:p>
-      <w:pPr>
-        <w:numPr>
-          <w:ilvl w:val="0"/>
-          <w:numId w:val="1001"/>
-        </w:numPr>
+    </w:p>
+    <w:p>
+      <w:pPr>
+        <w:pStyle w:val="BodyText"/>
       </w:pPr>
       <w:r>
         <w:t xml:space="preserve">PRIYA: So for nine days now, I’ve been doing chemistry. Legally.</w:t>
       </w:r>
-      <w:r>
-        <w:t xml:space="preserve"> </w:t>
-      </w:r>
-      <w:r>
-        <w:t xml:space="preserve">프리야: 그래서 9일째 화학을 하고 있어요. 합법적으로.</w:t>
-      </w:r>
-    </w:p>
-    <w:p>
-      <w:pPr>
-        <w:numPr>
-          <w:ilvl w:val="0"/>
-          <w:numId w:val="1001"/>
-        </w:numPr>
+    </w:p>
+    <w:p>
+      <w:pPr>
+        <w:pStyle w:val="BodyText"/>
       </w:pPr>
       <w:r>
         <w:t xml:space="preserve">ELENA: How does it feel?</w:t>
       </w:r>
-      <w:r>
-        <w:t xml:space="preserve"> </w:t>
-      </w:r>
-      <w:r>
-        <w:t xml:space="preserve">엘레나: 기분이 어때요?</w:t>
-      </w:r>
-    </w:p>
-    <w:p>
-      <w:pPr>
-        <w:numPr>
-          <w:ilvl w:val="0"/>
-          <w:numId w:val="1001"/>
-        </w:numPr>
+    </w:p>
+    <w:p>
+      <w:pPr>
+        <w:pStyle w:val="BodyText"/>
       </w:pPr>
       <w:r>
         <w:t xml:space="preserve">PRIYA: Like breathing again. And today I have something to show you.</w:t>
       </w:r>
-      <w:r>
-        <w:t xml:space="preserve"> </w:t>
-      </w:r>
-      <w:r>
-        <w:t xml:space="preserve">프리야: 다시 숨 쉬는 기분이에요. 그리고 오늘 보여 드릴 게 있어요.</w:t>
-      </w:r>
-    </w:p>
-    <w:p>
-      <w:pPr>
-        <w:numPr>
-          <w:ilvl w:val="0"/>
-          <w:numId w:val="1001"/>
-        </w:numPr>
+    </w:p>
+    <w:p>
+      <w:pPr>
+        <w:pStyle w:val="BodyText"/>
       </w:pPr>
       <w:r>
         <w:t xml:space="preserve">NOAH: The first Veyra gel?</w:t>
-      </w:r>
-      <w:r>
-        <w:t xml:space="preserve"> </w:t>
-      </w:r>
-      <w:r>
-        <w:t xml:space="preserve">노아: 첫 Veyra 젤?</w:t>
       </w:r>
     </w:p>
     <w:bookmarkEnd w:id="21"/>
@@ -469,554 +301,263 @@
     </w:p>
     <w:p>
       <w:pPr>
-        <w:numPr>
-          <w:ilvl w:val="0"/>
-          <w:numId w:val="1002"/>
-        </w:numPr>
+        <w:pStyle w:val="FirstParagraph"/>
       </w:pPr>
       <w:r>
         <w:t xml:space="preserve">PRIYA: The first one made with my new formula. I call it Batch Zero.</w:t>
       </w:r>
-      <w:r>
-        <w:t xml:space="preserve"> </w:t>
-      </w:r>
-      <w:r>
-        <w:t xml:space="preserve">프리야: 새 배합으로 만든 첫 번째 거예요. 배치 제로라고 불러요.</w:t>
-      </w:r>
-    </w:p>
-    <w:p>
-      <w:pPr>
-        <w:numPr>
-          <w:ilvl w:val="0"/>
-          <w:numId w:val="1002"/>
-        </w:numPr>
+    </w:p>
+    <w:p>
+      <w:pPr>
+        <w:pStyle w:val="BodyText"/>
       </w:pPr>
       <w:r>
         <w:t xml:space="preserve">MARCUS: Why zero? Why not batch one?</w:t>
       </w:r>
-      <w:r>
-        <w:t xml:space="preserve"> </w:t>
-      </w:r>
-      <w:r>
-        <w:t xml:space="preserve">마커스: 왜 제로야? 왜 배치 원이 아니고?</w:t>
-      </w:r>
-    </w:p>
-    <w:p>
-      <w:pPr>
-        <w:numPr>
-          <w:ilvl w:val="0"/>
-          <w:numId w:val="1002"/>
-        </w:numPr>
+    </w:p>
+    <w:p>
+      <w:pPr>
+        <w:pStyle w:val="BodyText"/>
       </w:pPr>
       <w:r>
         <w:t xml:space="preserve">PRIYA: Because the thesis version was the ghost. This is the real start.</w:t>
       </w:r>
-      <w:r>
-        <w:t xml:space="preserve"> </w:t>
-      </w:r>
-      <w:r>
-        <w:t xml:space="preserve">프리야: 논문 버전은 유령이었으니까요. 이게 진짜 시작이에요.</w:t>
-      </w:r>
-    </w:p>
-    <w:p>
-      <w:pPr>
-        <w:numPr>
-          <w:ilvl w:val="0"/>
-          <w:numId w:val="1002"/>
-        </w:numPr>
+    </w:p>
+    <w:p>
+      <w:pPr>
+        <w:pStyle w:val="BodyText"/>
       </w:pPr>
       <w:r>
         <w:t xml:space="preserve">NOAH: I like it. Batch Zero. Day one, again.</w:t>
       </w:r>
-      <w:r>
-        <w:t xml:space="preserve"> </w:t>
-      </w:r>
-      <w:r>
-        <w:t xml:space="preserve">노아: 좋다. 배치 제로. 또 한 번의 첫날.</w:t>
-      </w:r>
-    </w:p>
-    <w:p>
-      <w:pPr>
-        <w:numPr>
-          <w:ilvl w:val="0"/>
-          <w:numId w:val="1002"/>
-        </w:numPr>
+    </w:p>
+    <w:p>
+      <w:pPr>
+        <w:pStyle w:val="BodyText"/>
       </w:pPr>
       <w:r>
         <w:t xml:space="preserve">ELENA: What did you change from the thesis recipe?</w:t>
       </w:r>
-      <w:r>
-        <w:t xml:space="preserve"> </w:t>
-      </w:r>
-      <w:r>
-        <w:t xml:space="preserve">엘레나: 논문 제조법에서 뭘 바꿨어요?</w:t>
-      </w:r>
-    </w:p>
-    <w:p>
-      <w:pPr>
-        <w:numPr>
-          <w:ilvl w:val="0"/>
-          <w:numId w:val="1002"/>
-        </w:numPr>
+    </w:p>
+    <w:p>
+      <w:pPr>
+        <w:pStyle w:val="BodyText"/>
       </w:pPr>
       <w:r>
         <w:t xml:space="preserve">PRIYA: The autoclave weakened the gel by twenty-eight percent, remember? That was the ghost from my thesis. So this time I made the gel stronger from the start, so the heat can’t break it.</w:t>
       </w:r>
-      <w:r>
-        <w:t xml:space="preserve"> </w:t>
-      </w:r>
-      <w:r>
-        <w:t xml:space="preserve">프리야: 고압 멸균에서 젤이 28퍼센트 약해졌던 거 기억하죠? 그게 제 논문의 유령이었어요. 그래서 이번엔 처음부터 젤을 더 강하게 만들었어요. 열이 젤을 망가뜨리지 못하게요.</w:t>
-      </w:r>
-    </w:p>
-    <w:p>
-      <w:pPr>
-        <w:numPr>
-          <w:ilvl w:val="0"/>
-          <w:numId w:val="1002"/>
-        </w:numPr>
+    </w:p>
+    <w:p>
+      <w:pPr>
+        <w:pStyle w:val="BodyText"/>
       </w:pPr>
       <w:r>
         <w:t xml:space="preserve">MARCUS: Stronger how?</w:t>
       </w:r>
-      <w:r>
-        <w:t xml:space="preserve"> </w:t>
-      </w:r>
-      <w:r>
-        <w:t xml:space="preserve">마커스: 어떻게 더 강하게?</w:t>
-      </w:r>
-    </w:p>
-    <w:p>
-      <w:pPr>
-        <w:numPr>
-          <w:ilvl w:val="0"/>
-          <w:numId w:val="1002"/>
-        </w:numPr>
+    </w:p>
+    <w:p>
+      <w:pPr>
+        <w:pStyle w:val="BodyText"/>
       </w:pPr>
       <w:r>
         <w:t xml:space="preserve">PRIYA: More crosslinks. A tighter net. To survive the heat.</w:t>
       </w:r>
-      <w:r>
-        <w:t xml:space="preserve"> </w:t>
-      </w:r>
-      <w:r>
-        <w:t xml:space="preserve">프리야: 가교를 더 많이. 더 촘촘한 그물로. 열을 견디도록.</w:t>
-      </w:r>
-    </w:p>
-    <w:p>
-      <w:pPr>
-        <w:numPr>
-          <w:ilvl w:val="0"/>
-          <w:numId w:val="1002"/>
-        </w:numPr>
+    </w:p>
+    <w:p>
+      <w:pPr>
+        <w:pStyle w:val="BodyText"/>
       </w:pPr>
       <w:r>
         <w:t xml:space="preserve">NOAH: And after sterilization?</w:t>
       </w:r>
-      <w:r>
-        <w:t xml:space="preserve"> </w:t>
-      </w:r>
-      <w:r>
-        <w:t xml:space="preserve">노아: 그리고 멸균 후에는?</w:t>
-      </w:r>
-    </w:p>
-    <w:p>
-      <w:pPr>
-        <w:numPr>
-          <w:ilvl w:val="0"/>
-          <w:numId w:val="1002"/>
-        </w:numPr>
+    </w:p>
+    <w:p>
+      <w:pPr>
+        <w:pStyle w:val="BodyText"/>
       </w:pPr>
       <w:r>
         <w:t xml:space="preserve">PRIYA: It kept ninety-six percent of its strength. Ninety-six!</w:t>
       </w:r>
-      <w:r>
-        <w:t xml:space="preserve"> </w:t>
-      </w:r>
-      <w:r>
-        <w:t xml:space="preserve">프리야: 강도의 96퍼센트를 유지했어. 96퍼센트!</w:t>
-      </w:r>
-    </w:p>
-    <w:p>
-      <w:pPr>
-        <w:numPr>
-          <w:ilvl w:val="0"/>
-          <w:numId w:val="1002"/>
-        </w:numPr>
+    </w:p>
+    <w:p>
+      <w:pPr>
+        <w:pStyle w:val="BodyText"/>
       </w:pPr>
       <w:r>
         <w:t xml:space="preserve">MARCUS: That’s a big improvement. Good work.</w:t>
       </w:r>
-      <w:r>
-        <w:t xml:space="preserve"> </w:t>
-      </w:r>
-      <w:r>
-        <w:t xml:space="preserve">마커스: 엄청난 개선이네. 잘했어.</w:t>
-      </w:r>
-    </w:p>
-    <w:p>
-      <w:pPr>
-        <w:numPr>
-          <w:ilvl w:val="0"/>
-          <w:numId w:val="1002"/>
-        </w:numPr>
+    </w:p>
+    <w:p>
+      <w:pPr>
+        <w:pStyle w:val="BodyText"/>
       </w:pPr>
       <w:r>
         <w:t xml:space="preserve">ELENA: Can I try it? Injecting it, I mean. Into the test pad.</w:t>
       </w:r>
-      <w:r>
-        <w:t xml:space="preserve"> </w:t>
-      </w:r>
-      <w:r>
-        <w:t xml:space="preserve">엘레나: 내가 해 봐도 돼요? 주사 말이에요. 테스트 패드에.</w:t>
-      </w:r>
-    </w:p>
-    <w:p>
-      <w:pPr>
-        <w:numPr>
-          <w:ilvl w:val="0"/>
-          <w:numId w:val="1002"/>
-        </w:numPr>
+    </w:p>
+    <w:p>
+      <w:pPr>
+        <w:pStyle w:val="BodyText"/>
       </w:pPr>
       <w:r>
         <w:t xml:space="preserve">PRIYA: Please. You’re the only one here with real hands.</w:t>
       </w:r>
-      <w:r>
-        <w:t xml:space="preserve"> </w:t>
-      </w:r>
-      <w:r>
-        <w:t xml:space="preserve">프리야: 해 주세요. 여기서 진짜 손을 가진 사람은 선생님뿐이에요.</w:t>
-      </w:r>
-    </w:p>
-    <w:p>
-      <w:pPr>
-        <w:numPr>
-          <w:ilvl w:val="0"/>
-          <w:numId w:val="1002"/>
-        </w:numPr>
+    </w:p>
+    <w:p>
+      <w:pPr>
+        <w:pStyle w:val="BodyText"/>
       </w:pPr>
       <w:r>
         <w:t xml:space="preserve">ELENA: Twenty-seven gauge needle. Standard for fillers. Here we go.</w:t>
       </w:r>
-      <w:r>
-        <w:t xml:space="preserve"> </w:t>
-      </w:r>
-      <w:r>
-        <w:t xml:space="preserve">엘레나: 27게이지 바늘. 필러 표준이에요. 갑니다.</w:t>
-      </w:r>
-    </w:p>
-    <w:p>
-      <w:pPr>
-        <w:numPr>
-          <w:ilvl w:val="0"/>
-          <w:numId w:val="1002"/>
-        </w:numPr>
+    </w:p>
+    <w:p>
+      <w:pPr>
+        <w:pStyle w:val="BodyText"/>
       </w:pPr>
       <w:r>
         <w:t xml:space="preserve">NOAH: Well?</w:t>
       </w:r>
-      <w:r>
-        <w:t xml:space="preserve"> </w:t>
-      </w:r>
-      <w:r>
-        <w:t xml:space="preserve">노아: 어때요?</w:t>
-      </w:r>
-    </w:p>
-    <w:p>
-      <w:pPr>
-        <w:numPr>
-          <w:ilvl w:val="0"/>
-          <w:numId w:val="1002"/>
-        </w:numPr>
+    </w:p>
+    <w:p>
+      <w:pPr>
+        <w:pStyle w:val="BodyText"/>
       </w:pPr>
       <w:r>
         <w:t xml:space="preserve">ELENA: Hmm. It’s… not moving.</w:t>
       </w:r>
-      <w:r>
-        <w:t xml:space="preserve"> </w:t>
-      </w:r>
-      <w:r>
-        <w:t xml:space="preserve">엘레나: 흠. 이게… 안 나와요.</w:t>
-      </w:r>
-    </w:p>
-    <w:p>
-      <w:pPr>
-        <w:numPr>
-          <w:ilvl w:val="0"/>
-          <w:numId w:val="1002"/>
-        </w:numPr>
+    </w:p>
+    <w:p>
+      <w:pPr>
+        <w:pStyle w:val="BodyText"/>
       </w:pPr>
       <w:r>
         <w:t xml:space="preserve">PRIYA: Push a little harder.</w:t>
       </w:r>
-      <w:r>
-        <w:t xml:space="preserve"> </w:t>
-      </w:r>
-      <w:r>
-        <w:t xml:space="preserve">프리야: 조금 더 세게 눌러 보세요.</w:t>
-      </w:r>
-    </w:p>
-    <w:p>
-      <w:pPr>
-        <w:numPr>
-          <w:ilvl w:val="0"/>
-          <w:numId w:val="1002"/>
-        </w:numPr>
+    </w:p>
+    <w:p>
+      <w:pPr>
+        <w:pStyle w:val="BodyText"/>
       </w:pPr>
       <w:r>
         <w:t xml:space="preserve">ELENA: I’m pushing very hard. My thumb is turning white.</w:t>
       </w:r>
-      <w:r>
-        <w:t xml:space="preserve"> </w:t>
-      </w:r>
-      <w:r>
-        <w:t xml:space="preserve">엘레나: 엄청 세게 누르고 있어요. 엄지가 하얗게 질리고 있어요.</w:t>
-      </w:r>
-    </w:p>
-    <w:p>
-      <w:pPr>
-        <w:numPr>
-          <w:ilvl w:val="0"/>
-          <w:numId w:val="1002"/>
-        </w:numPr>
+    </w:p>
+    <w:p>
+      <w:pPr>
+        <w:pStyle w:val="BodyText"/>
       </w:pPr>
       <w:r>
         <w:t xml:space="preserve">MARCUS: Careful. That syringe could—</w:t>
       </w:r>
-      <w:r>
-        <w:t xml:space="preserve"> </w:t>
-      </w:r>
-      <w:r>
-        <w:t xml:space="preserve">마커스: 조심해요. 그 주사기가—</w:t>
-      </w:r>
-    </w:p>
-    <w:p>
-      <w:pPr>
-        <w:numPr>
-          <w:ilvl w:val="0"/>
-          <w:numId w:val="1002"/>
-        </w:numPr>
+    </w:p>
+    <w:p>
+      <w:pPr>
+        <w:pStyle w:val="BodyText"/>
       </w:pPr>
       <w:r>
         <w:t xml:space="preserve">ELENA: Oh! The needle popped off. Gel everywhere.</w:t>
       </w:r>
-      <w:r>
-        <w:t xml:space="preserve"> </w:t>
-      </w:r>
-      <w:r>
-        <w:t xml:space="preserve">엘레나: 아! 바늘이 빠졌어요. 젤이 사방에.</w:t>
-      </w:r>
-    </w:p>
-    <w:p>
-      <w:pPr>
-        <w:numPr>
-          <w:ilvl w:val="0"/>
-          <w:numId w:val="1002"/>
-        </w:numPr>
+    </w:p>
+    <w:p>
+      <w:pPr>
+        <w:pStyle w:val="BodyText"/>
       </w:pPr>
       <w:r>
         <w:t xml:space="preserve">NOAH: Is everyone okay?</w:t>
       </w:r>
-      <w:r>
-        <w:t xml:space="preserve"> </w:t>
-      </w:r>
-      <w:r>
-        <w:t xml:space="preserve">노아: 다들 괜찮아요?</w:t>
-      </w:r>
-    </w:p>
-    <w:p>
-      <w:pPr>
-        <w:numPr>
-          <w:ilvl w:val="0"/>
-          <w:numId w:val="1002"/>
-        </w:numPr>
+    </w:p>
+    <w:p>
+      <w:pPr>
+        <w:pStyle w:val="BodyText"/>
       </w:pPr>
       <w:r>
         <w:t xml:space="preserve">ELENA: I’m fine. My lab coat is not.</w:t>
       </w:r>
-      <w:r>
-        <w:t xml:space="preserve"> </w:t>
-      </w:r>
-      <w:r>
-        <w:t xml:space="preserve">엘레나: 난 괜찮아요. 내 실험복은 아니고.</w:t>
-      </w:r>
-    </w:p>
-    <w:p>
-      <w:pPr>
-        <w:numPr>
-          <w:ilvl w:val="0"/>
-          <w:numId w:val="1002"/>
-        </w:numPr>
+    </w:p>
+    <w:p>
+      <w:pPr>
+        <w:pStyle w:val="BodyText"/>
       </w:pPr>
       <w:r>
         <w:t xml:space="preserve">PRIYA: Oh no. Oh no, no, no.</w:t>
       </w:r>
-      <w:r>
-        <w:t xml:space="preserve"> </w:t>
-      </w:r>
-      <w:r>
-        <w:t xml:space="preserve">프리야: 안 돼. 안 돼, 안 돼, 안 돼.</w:t>
-      </w:r>
-    </w:p>
-    <w:p>
-      <w:pPr>
-        <w:numPr>
-          <w:ilvl w:val="0"/>
-          <w:numId w:val="1002"/>
-        </w:numPr>
+    </w:p>
+    <w:p>
+      <w:pPr>
+        <w:pStyle w:val="BodyText"/>
       </w:pPr>
       <w:r>
         <w:t xml:space="preserve">RITA: Everything okay over here? I heard a pop.</w:t>
       </w:r>
-      <w:r>
-        <w:t xml:space="preserve"> </w:t>
-      </w:r>
-      <w:r>
-        <w:t xml:space="preserve">리타: 여기 괜찮아요? 펑 소리가 들렸는데.</w:t>
-      </w:r>
-    </w:p>
-    <w:p>
-      <w:pPr>
-        <w:numPr>
-          <w:ilvl w:val="0"/>
-          <w:numId w:val="1002"/>
-        </w:numPr>
+    </w:p>
+    <w:p>
+      <w:pPr>
+        <w:pStyle w:val="BodyText"/>
       </w:pPr>
       <w:r>
         <w:t xml:space="preserve">MARCUS: Small accident. No injuries. Just a gel explosion.</w:t>
       </w:r>
-      <w:r>
-        <w:t xml:space="preserve"> </w:t>
-      </w:r>
-      <w:r>
-        <w:t xml:space="preserve">마커스: 작은 사고예요. 부상자 없음. 그냥 젤 폭발.</w:t>
-      </w:r>
-    </w:p>
-    <w:p>
-      <w:pPr>
-        <w:numPr>
-          <w:ilvl w:val="0"/>
-          <w:numId w:val="1002"/>
-        </w:numPr>
+    </w:p>
+    <w:p>
+      <w:pPr>
+        <w:pStyle w:val="BodyText"/>
       </w:pPr>
       <w:r>
         <w:t xml:space="preserve">RITA: Clean it up and label the waste. You know the rules.</w:t>
       </w:r>
-      <w:r>
-        <w:t xml:space="preserve"> </w:t>
-      </w:r>
-      <w:r>
-        <w:t xml:space="preserve">리타: 치우고 폐기물에 라벨 붙이세요. 규칙 아시죠.</w:t>
-      </w:r>
-    </w:p>
-    <w:p>
-      <w:pPr>
-        <w:numPr>
-          <w:ilvl w:val="0"/>
-          <w:numId w:val="1002"/>
-        </w:numPr>
+    </w:p>
+    <w:p>
+      <w:pPr>
+        <w:pStyle w:val="BodyText"/>
       </w:pPr>
       <w:r>
         <w:t xml:space="preserve">MARCUS: Yes, ma’am. Double labels.</w:t>
       </w:r>
-      <w:r>
-        <w:t xml:space="preserve"> </w:t>
-      </w:r>
-      <w:r>
-        <w:t xml:space="preserve">마커스: 네, 알겠습니다. 라벨 두 번.</w:t>
-      </w:r>
-    </w:p>
-    <w:p>
-      <w:pPr>
-        <w:numPr>
-          <w:ilvl w:val="0"/>
-          <w:numId w:val="1002"/>
-        </w:numPr>
+    </w:p>
+    <w:p>
+      <w:pPr>
+        <w:pStyle w:val="BodyText"/>
       </w:pPr>
       <w:r>
         <w:t xml:space="preserve">NOAH: Priya. What happened? In plain English.</w:t>
       </w:r>
-      <w:r>
-        <w:t xml:space="preserve"> </w:t>
-      </w:r>
-      <w:r>
-        <w:t xml:space="preserve">노아: 프리야. 무슨 일이야? 쉬운 말로.</w:t>
-      </w:r>
-    </w:p>
-    <w:p>
-      <w:pPr>
-        <w:numPr>
-          <w:ilvl w:val="0"/>
-          <w:numId w:val="1002"/>
-        </w:numPr>
+    </w:p>
+    <w:p>
+      <w:pPr>
+        <w:pStyle w:val="BodyText"/>
       </w:pPr>
       <w:r>
         <w:t xml:space="preserve">PRIYA: I made it too strong. To survive the autoclave, I tightened the net so much that now it’s too stiff to go through the needle. I fixed one problem and created another.</w:t>
       </w:r>
-      <w:r>
-        <w:t xml:space="preserve"> </w:t>
-      </w:r>
-      <w:r>
-        <w:t xml:space="preserve">프리야: 너무 강하게 만들었어. 고압 멸균을 견디게 하려고 그물을 너무 촘촘하게 조였더니, 이제 너무 뻑뻑해서 바늘을 통과를 못 해. 문제 하나를 고치고 다른 문제를 만든 거야.</w:t>
-      </w:r>
-    </w:p>
-    <w:p>
-      <w:pPr>
-        <w:numPr>
-          <w:ilvl w:val="0"/>
-          <w:numId w:val="1002"/>
-        </w:numPr>
+    </w:p>
+    <w:p>
+      <w:pPr>
+        <w:pStyle w:val="BodyText"/>
       </w:pPr>
       <w:r>
         <w:t xml:space="preserve">ELENA: Like trying to push toothpaste through a straw.</w:t>
       </w:r>
-      <w:r>
-        <w:t xml:space="preserve"> </w:t>
-      </w:r>
-      <w:r>
-        <w:t xml:space="preserve">엘레나: 치약을 빨대로 밀어 넣으려는 것 같은 거죠.</w:t>
-      </w:r>
-    </w:p>
-    <w:p>
-      <w:pPr>
-        <w:numPr>
-          <w:ilvl w:val="0"/>
-          <w:numId w:val="1002"/>
-        </w:numPr>
+    </w:p>
+    <w:p>
+      <w:pPr>
+        <w:pStyle w:val="BodyText"/>
       </w:pPr>
       <w:r>
         <w:t xml:space="preserve">PRIYA: Exactly. And it should feel like honey. Smooth and even.</w:t>
       </w:r>
-      <w:r>
-        <w:t xml:space="preserve"> </w:t>
-      </w:r>
-      <w:r>
-        <w:t xml:space="preserve">프리야: 바로 그거예요. 꿀 같은 느낌이어야 하는데. 부드럽고 고르게.</w:t>
-      </w:r>
-    </w:p>
-    <w:p>
-      <w:pPr>
-        <w:numPr>
-          <w:ilvl w:val="0"/>
-          <w:numId w:val="1002"/>
-        </w:numPr>
+    </w:p>
+    <w:p>
+      <w:pPr>
+        <w:pStyle w:val="BodyText"/>
       </w:pPr>
       <w:r>
         <w:t xml:space="preserve">MARCUS: So we went from water to toothpaste. We need honey.</w:t>
       </w:r>
-      <w:r>
-        <w:t xml:space="preserve"> </w:t>
-      </w:r>
-      <w:r>
-        <w:t xml:space="preserve">마커스: 그러니까 물에서 치약으로 왔네. 우리한텐 꿀이 필요하고.</w:t>
-      </w:r>
-    </w:p>
-    <w:p>
-      <w:pPr>
-        <w:numPr>
-          <w:ilvl w:val="0"/>
-          <w:numId w:val="1002"/>
-        </w:numPr>
+    </w:p>
+    <w:p>
+      <w:pPr>
+        <w:pStyle w:val="BodyText"/>
       </w:pPr>
       <w:r>
         <w:t xml:space="preserve">NOAH: How do we measure that?</w:t>
@@ -1039,60 +580,21 @@
       <w:r>
         <w:t xml:space="preserve">isn’t a number.</w:t>
       </w:r>
-      <w:r>
-        <w:t xml:space="preserve"> </w:t>
-      </w:r>
-      <w:r>
-        <w:t xml:space="preserve">노아: 그건 어떻게 측정해요?</w:t>
-      </w:r>
-      <w:r>
-        <w:t xml:space="preserve"> </w:t>
-      </w:r>
-      <w:r>
-        <w:t xml:space="preserve">“</w:t>
-      </w:r>
-      <w:r>
-        <w:t xml:space="preserve">꿀</w:t>
-      </w:r>
-      <w:r>
-        <w:t xml:space="preserve">”</w:t>
-      </w:r>
-      <w:r>
-        <w:t xml:space="preserve">은 숫자가 아니잖아요.</w:t>
-      </w:r>
-    </w:p>
-    <w:p>
-      <w:pPr>
-        <w:numPr>
-          <w:ilvl w:val="0"/>
-          <w:numId w:val="1002"/>
-        </w:numPr>
+    </w:p>
+    <w:p>
+      <w:pPr>
+        <w:pStyle w:val="BodyText"/>
       </w:pPr>
       <w:r>
         <w:t xml:space="preserve">PRIYA: Extrusion force. How hard you have to push. In newtons.</w:t>
       </w:r>
-      <w:r>
-        <w:t xml:space="preserve"> </w:t>
-      </w:r>
-      <w:r>
-        <w:t xml:space="preserve">프리야: 압출력. 얼마나 세게 눌러야 하는지. 뉴턴 단위로.</w:t>
-      </w:r>
-    </w:p>
-    <w:p>
-      <w:pPr>
-        <w:numPr>
-          <w:ilvl w:val="0"/>
-          <w:numId w:val="1002"/>
-        </w:numPr>
+    </w:p>
+    <w:p>
+      <w:pPr>
+        <w:pStyle w:val="BodyText"/>
       </w:pPr>
       <w:r>
         <w:t xml:space="preserve">ELENA: Doctors notice immediately. If it’s hard to push, your hand shakes and you lose control of where the filler goes. That’s dangerous, so most doctors simply won’t use it.</w:t>
-      </w:r>
-      <w:r>
-        <w:t xml:space="preserve"> </w:t>
-      </w:r>
-      <w:r>
-        <w:t xml:space="preserve">엘레나: 의사들은 바로 알아채요. 누르기 힘들면 손이 떨리고, 필러가 어디로 들어가는지 통제를 잃게 돼요. 그건 위험하니까, 대부분의 의사는 그냥 안 써요.</w:t>
       </w:r>
     </w:p>
     <w:bookmarkEnd w:id="22"/>
@@ -1107,503 +609,239 @@
     </w:p>
     <w:p>
       <w:pPr>
-        <w:numPr>
-          <w:ilvl w:val="0"/>
-          <w:numId w:val="1003"/>
-        </w:numPr>
+        <w:pStyle w:val="FirstParagraph"/>
       </w:pPr>
       <w:r>
         <w:t xml:space="preserve">NOAH: Okay. Let’s not panic. Let’s troubleshoot. What could cause this?</w:t>
       </w:r>
-      <w:r>
-        <w:t xml:space="preserve"> </w:t>
-      </w:r>
-      <w:r>
-        <w:t xml:space="preserve">노아: 좋아요. 당황하지 말고. 문제를 찾아봐요. 원인이 뭘까요?</w:t>
-      </w:r>
-    </w:p>
-    <w:p>
-      <w:pPr>
-        <w:numPr>
-          <w:ilvl w:val="0"/>
-          <w:numId w:val="1003"/>
-        </w:numPr>
+    </w:p>
+    <w:p>
+      <w:pPr>
+        <w:pStyle w:val="BodyText"/>
       </w:pPr>
       <w:r>
         <w:t xml:space="preserve">PRIYA: Three possibilities. First, too much crosslinker.</w:t>
       </w:r>
-      <w:r>
-        <w:t xml:space="preserve"> </w:t>
-      </w:r>
-      <w:r>
-        <w:t xml:space="preserve">프리야: 가능성은 세 가지야. 첫째, 가교제가 너무 많은 것.</w:t>
-      </w:r>
-    </w:p>
-    <w:p>
-      <w:pPr>
-        <w:numPr>
-          <w:ilvl w:val="0"/>
-          <w:numId w:val="1003"/>
-        </w:numPr>
+    </w:p>
+    <w:p>
+      <w:pPr>
+        <w:pStyle w:val="BodyText"/>
       </w:pPr>
       <w:r>
         <w:t xml:space="preserve">MARCUS: The tighter net. That’s the obvious one.</w:t>
       </w:r>
-      <w:r>
-        <w:t xml:space="preserve"> </w:t>
-      </w:r>
-      <w:r>
-        <w:t xml:space="preserve">마커스: 더 촘촘한 그물. 그게 제일 뻔한 원인이지.</w:t>
-      </w:r>
-    </w:p>
-    <w:p>
-      <w:pPr>
-        <w:numPr>
-          <w:ilvl w:val="0"/>
-          <w:numId w:val="1003"/>
-        </w:numPr>
+    </w:p>
+    <w:p>
+      <w:pPr>
+        <w:pStyle w:val="BodyText"/>
       </w:pPr>
       <w:r>
         <w:t xml:space="preserve">PRIYA: Second, particle size. The gel is cut into tiny pieces. Maybe mine are too big.</w:t>
       </w:r>
-      <w:r>
-        <w:t xml:space="preserve"> </w:t>
-      </w:r>
-      <w:r>
-        <w:t xml:space="preserve">프리야: 둘째, 입자 크기. 젤을 작은 조각으로 잘라요. 제 조각이 너무 큰 걸 수도 있어요.</w:t>
-      </w:r>
-    </w:p>
-    <w:p>
-      <w:pPr>
-        <w:numPr>
-          <w:ilvl w:val="0"/>
-          <w:numId w:val="1003"/>
-        </w:numPr>
+    </w:p>
+    <w:p>
+      <w:pPr>
+        <w:pStyle w:val="BodyText"/>
       </w:pPr>
       <w:r>
         <w:t xml:space="preserve">ELENA: Like trying to push gravel instead of sand.</w:t>
       </w:r>
-      <w:r>
-        <w:t xml:space="preserve"> </w:t>
-      </w:r>
-      <w:r>
-        <w:t xml:space="preserve">엘레나: 모래 대신 자갈을 밀어 넣는 것처럼요.</w:t>
-      </w:r>
-    </w:p>
-    <w:p>
-      <w:pPr>
-        <w:numPr>
-          <w:ilvl w:val="0"/>
-          <w:numId w:val="1003"/>
-        </w:numPr>
+    </w:p>
+    <w:p>
+      <w:pPr>
+        <w:pStyle w:val="BodyText"/>
       </w:pPr>
       <w:r>
         <w:t xml:space="preserve">PRIYA: Exactly. Third, water content. Not enough water makes it thick.</w:t>
       </w:r>
-      <w:r>
-        <w:t xml:space="preserve"> </w:t>
-      </w:r>
-      <w:r>
-        <w:t xml:space="preserve">프리야: 맞아요. 셋째, 수분 함량. 물이 부족하면 걸쭉해져요.</w:t>
-      </w:r>
-    </w:p>
-    <w:p>
-      <w:pPr>
-        <w:numPr>
-          <w:ilvl w:val="0"/>
-          <w:numId w:val="1003"/>
-        </w:numPr>
+    </w:p>
+    <w:p>
+      <w:pPr>
+        <w:pStyle w:val="BodyText"/>
       </w:pPr>
       <w:r>
         <w:t xml:space="preserve">NOAH: Three suspects. How do we find the guilty one?</w:t>
       </w:r>
-      <w:r>
-        <w:t xml:space="preserve"> </w:t>
-      </w:r>
-      <w:r>
-        <w:t xml:space="preserve">노아: 용의자가 셋이네. 범인은 어떻게 찾지?</w:t>
-      </w:r>
-    </w:p>
-    <w:p>
-      <w:pPr>
-        <w:numPr>
-          <w:ilvl w:val="0"/>
-          <w:numId w:val="1003"/>
-        </w:numPr>
+    </w:p>
+    <w:p>
+      <w:pPr>
+        <w:pStyle w:val="BodyText"/>
       </w:pPr>
       <w:r>
         <w:t xml:space="preserve">PRIYA: Change one thing at a time. Never two. If I change the crosslinker and the particle size together and it works, I won’t know which change fixed it, or which one to keep.</w:t>
       </w:r>
-      <w:r>
-        <w:t xml:space="preserve"> </w:t>
-      </w:r>
-      <w:r>
-        <w:t xml:space="preserve">프리야: 한 번에 하나만 바꿔. 절대 두 개는 안 돼. 가교제랑 입자 크기를 같이 바꿨는데 효과가 있으면, 어떤 변화가 문제를 고쳤는지, 어느 쪽을 유지해야 할지 알 수가 없어.</w:t>
-      </w:r>
-    </w:p>
-    <w:p>
-      <w:pPr>
-        <w:numPr>
-          <w:ilvl w:val="0"/>
-          <w:numId w:val="1003"/>
-        </w:numPr>
+    </w:p>
+    <w:p>
+      <w:pPr>
+        <w:pStyle w:val="BodyText"/>
       </w:pPr>
       <w:r>
         <w:t xml:space="preserve">MARCUS: Same in manufacturing. One variable at a time.</w:t>
       </w:r>
-      <w:r>
-        <w:t xml:space="preserve"> </w:t>
-      </w:r>
-      <w:r>
-        <w:t xml:space="preserve">마커스: 생산도 똑같아. 한 번에 변수 하나.</w:t>
-      </w:r>
-    </w:p>
-    <w:p>
-      <w:pPr>
-        <w:numPr>
-          <w:ilvl w:val="0"/>
-          <w:numId w:val="1003"/>
-        </w:numPr>
+    </w:p>
+    <w:p>
+      <w:pPr>
+        <w:pStyle w:val="BodyText"/>
       </w:pPr>
       <w:r>
         <w:t xml:space="preserve">NOAH: How long does each test take?</w:t>
       </w:r>
-      <w:r>
-        <w:t xml:space="preserve"> </w:t>
-      </w:r>
-      <w:r>
-        <w:t xml:space="preserve">노아: 시험 하나에 얼마나 걸려?</w:t>
-      </w:r>
-    </w:p>
-    <w:p>
-      <w:pPr>
-        <w:numPr>
-          <w:ilvl w:val="0"/>
-          <w:numId w:val="1003"/>
-        </w:numPr>
+    </w:p>
+    <w:p>
+      <w:pPr>
+        <w:pStyle w:val="BodyText"/>
       </w:pPr>
       <w:r>
         <w:t xml:space="preserve">PRIYA: Make the gel, two days. Autoclave, one day. Measure, half a day.</w:t>
       </w:r>
-      <w:r>
-        <w:t xml:space="preserve"> </w:t>
-      </w:r>
-      <w:r>
-        <w:t xml:space="preserve">프리야: 젤 만드는 데 이틀. 멸균 하루. 측정 반나절.</w:t>
-      </w:r>
-    </w:p>
-    <w:p>
-      <w:pPr>
-        <w:numPr>
-          <w:ilvl w:val="0"/>
-          <w:numId w:val="1003"/>
-        </w:numPr>
+    </w:p>
+    <w:p>
+      <w:pPr>
+        <w:pStyle w:val="BodyText"/>
       </w:pPr>
       <w:r>
         <w:t xml:space="preserve">MARCUS: And the autoclave is shared. We book it a week ahead.</w:t>
       </w:r>
-      <w:r>
-        <w:t xml:space="preserve"> </w:t>
-      </w:r>
-      <w:r>
-        <w:t xml:space="preserve">마커스: 그리고 고압 멸균기는 공용이야. 일주일 전에 예약해야 해.</w:t>
-      </w:r>
-    </w:p>
-    <w:p>
-      <w:pPr>
-        <w:numPr>
-          <w:ilvl w:val="0"/>
-          <w:numId w:val="1003"/>
-        </w:numPr>
+    </w:p>
+    <w:p>
+      <w:pPr>
+        <w:pStyle w:val="BodyText"/>
       </w:pPr>
       <w:r>
         <w:t xml:space="preserve">NOAH: So each test takes about a week. Three suspects, three weeks.</w:t>
       </w:r>
-      <w:r>
-        <w:t xml:space="preserve"> </w:t>
-      </w:r>
-      <w:r>
-        <w:t xml:space="preserve">노아: 그럼 시험 하나에 일주일쯤. 용의자 셋이면 3주.</w:t>
-      </w:r>
-    </w:p>
-    <w:p>
-      <w:pPr>
-        <w:numPr>
-          <w:ilvl w:val="0"/>
-          <w:numId w:val="1003"/>
-        </w:numPr>
+    </w:p>
+    <w:p>
+      <w:pPr>
+        <w:pStyle w:val="BodyText"/>
       </w:pPr>
       <w:r>
         <w:t xml:space="preserve">PRIYA: If we’re lucky. If we’re unlucky, combinations. Six weeks.</w:t>
       </w:r>
-      <w:r>
-        <w:t xml:space="preserve"> </w:t>
-      </w:r>
-      <w:r>
-        <w:t xml:space="preserve">프리야: 운이 좋으면. 운이 나쁘면 조합까지 봐야 해. 6주.</w:t>
-      </w:r>
-    </w:p>
-    <w:p>
-      <w:pPr>
-        <w:numPr>
-          <w:ilvl w:val="0"/>
-          <w:numId w:val="1003"/>
-        </w:numPr>
+    </w:p>
+    <w:p>
+      <w:pPr>
+        <w:pStyle w:val="BodyText"/>
       </w:pPr>
       <w:r>
         <w:t xml:space="preserve">ELENA: Can we run them in parallel? Three batches at once?</w:t>
       </w:r>
-      <w:r>
-        <w:t xml:space="preserve"> </w:t>
-      </w:r>
-      <w:r>
-        <w:t xml:space="preserve">엘레나: 동시에 돌릴 수 있어요? 배치 세 개를 한 번에?</w:t>
-      </w:r>
-    </w:p>
-    <w:p>
-      <w:pPr>
-        <w:numPr>
-          <w:ilvl w:val="0"/>
-          <w:numId w:val="1003"/>
-        </w:numPr>
+    </w:p>
+    <w:p>
+      <w:pPr>
+        <w:pStyle w:val="BodyText"/>
       </w:pPr>
       <w:r>
         <w:t xml:space="preserve">PRIYA: With one bench and one chemist? Not really.</w:t>
       </w:r>
-      <w:r>
-        <w:t xml:space="preserve"> </w:t>
-      </w:r>
-      <w:r>
-        <w:t xml:space="preserve">프리야: 실험대 하나에 화학자 하나로요? 사실상 안 돼요.</w:t>
-      </w:r>
-    </w:p>
-    <w:p>
-      <w:pPr>
-        <w:numPr>
-          <w:ilvl w:val="0"/>
-          <w:numId w:val="1003"/>
-        </w:numPr>
+    </w:p>
+    <w:p>
+      <w:pPr>
+        <w:pStyle w:val="BodyText"/>
       </w:pPr>
       <w:r>
         <w:t xml:space="preserve">MARCUS: That’s our bottleneck. Not the chemistry. The capacity. Priya knows what to test, but one bench and one autoclave booking a week means everything waits in line behind one person.</w:t>
       </w:r>
-      <w:r>
-        <w:t xml:space="preserve"> </w:t>
-      </w:r>
-      <w:r>
-        <w:t xml:space="preserve">마커스: 그게 우리 병목이야. 화학이 아니라 처리 능력. 프리야는 뭘 시험해야 할지 알아. 그런데 실험대 하나에 일주일에 멸균기 예약 한 번이면, 모든 게 한 사람 뒤에 줄을 서서 기다리는 거지.</w:t>
-      </w:r>
-    </w:p>
-    <w:p>
-      <w:pPr>
-        <w:numPr>
-          <w:ilvl w:val="0"/>
-          <w:numId w:val="1003"/>
-        </w:numPr>
+    </w:p>
+    <w:p>
+      <w:pPr>
+        <w:pStyle w:val="BodyText"/>
       </w:pPr>
       <w:r>
         <w:t xml:space="preserve">NOAH: A bottleneck. Meaning one thing slows everything down.</w:t>
       </w:r>
-      <w:r>
-        <w:t xml:space="preserve"> </w:t>
-      </w:r>
-      <w:r>
-        <w:t xml:space="preserve">노아: 병목. 하나가 전체를 느리게 만든다는 거죠.</w:t>
-      </w:r>
-    </w:p>
-    <w:p>
-      <w:pPr>
-        <w:numPr>
-          <w:ilvl w:val="0"/>
-          <w:numId w:val="1003"/>
-        </w:numPr>
+    </w:p>
+    <w:p>
+      <w:pPr>
+        <w:pStyle w:val="BodyText"/>
       </w:pPr>
       <w:r>
         <w:t xml:space="preserve">MARCUS: Exactly. Like one narrow bridge on a supply route.</w:t>
       </w:r>
-      <w:r>
-        <w:t xml:space="preserve"> </w:t>
-      </w:r>
-      <w:r>
-        <w:t xml:space="preserve">마커스: 바로 그거야. 보급로의 좁은 다리 하나처럼.</w:t>
-      </w:r>
-    </w:p>
-    <w:p>
-      <w:pPr>
-        <w:numPr>
-          <w:ilvl w:val="0"/>
-          <w:numId w:val="1003"/>
-        </w:numPr>
+    </w:p>
+    <w:p>
+      <w:pPr>
+        <w:pStyle w:val="BodyText"/>
       </w:pPr>
       <w:r>
         <w:t xml:space="preserve">ELENA: So we need a second chemist. And more space.</w:t>
       </w:r>
-      <w:r>
-        <w:t xml:space="preserve"> </w:t>
-      </w:r>
-      <w:r>
-        <w:t xml:space="preserve">엘레나: 그럼 화학자가 한 명 더 필요하고, 공간도 더 필요하네요.</w:t>
-      </w:r>
-    </w:p>
-    <w:p>
-      <w:pPr>
-        <w:numPr>
-          <w:ilvl w:val="0"/>
-          <w:numId w:val="1003"/>
-        </w:numPr>
+    </w:p>
+    <w:p>
+      <w:pPr>
+        <w:pStyle w:val="BodyText"/>
       </w:pPr>
       <w:r>
         <w:t xml:space="preserve">NOAH: We budgeted for one hire this year. Maybe it should be now.</w:t>
       </w:r>
-      <w:r>
-        <w:t xml:space="preserve"> </w:t>
-      </w:r>
-      <w:r>
-        <w:t xml:space="preserve">노아: 올해 채용 한 명은 예산에 있어요. 지금 해야 할지도 모르겠네요.</w:t>
-      </w:r>
-    </w:p>
-    <w:p>
-      <w:pPr>
-        <w:numPr>
-          <w:ilvl w:val="0"/>
-          <w:numId w:val="1003"/>
-        </w:numPr>
+    </w:p>
+    <w:p>
+      <w:pPr>
+        <w:pStyle w:val="BodyText"/>
       </w:pPr>
       <w:r>
         <w:t xml:space="preserve">PRIYA: A process chemist. Someone who makes gels, not just designs them.</w:t>
       </w:r>
-      <w:r>
-        <w:t xml:space="preserve"> </w:t>
-      </w:r>
-      <w:r>
-        <w:t xml:space="preserve">프리야: 공정 화학자. 젤을 설계만 하는 게 아니라 실제로 만드는 사람.</w:t>
-      </w:r>
-    </w:p>
-    <w:p>
-      <w:pPr>
-        <w:numPr>
-          <w:ilvl w:val="0"/>
-          <w:numId w:val="1003"/>
-        </w:numPr>
+    </w:p>
+    <w:p>
+      <w:pPr>
+        <w:pStyle w:val="BodyText"/>
       </w:pPr>
       <w:r>
         <w:t xml:space="preserve">MARCUS: I’ll ask Rita about a second bench.</w:t>
       </w:r>
-      <w:r>
-        <w:t xml:space="preserve"> </w:t>
-      </w:r>
-      <w:r>
-        <w:t xml:space="preserve">마커스: 리타한테 실험대 하나 더 물어볼게.</w:t>
-      </w:r>
-    </w:p>
-    <w:p>
-      <w:pPr>
-        <w:numPr>
-          <w:ilvl w:val="0"/>
-          <w:numId w:val="1003"/>
-        </w:numPr>
+    </w:p>
+    <w:p>
+      <w:pPr>
+        <w:pStyle w:val="BodyText"/>
       </w:pPr>
       <w:r>
         <w:t xml:space="preserve">NOAH: And meanwhile, Priya starts with suspect number one?</w:t>
       </w:r>
-      <w:r>
-        <w:t xml:space="preserve"> </w:t>
-      </w:r>
-      <w:r>
-        <w:t xml:space="preserve">노아: 그동안 프리야는 1번 용의자부터 시작하는 거지?</w:t>
-      </w:r>
-    </w:p>
-    <w:p>
-      <w:pPr>
-        <w:numPr>
-          <w:ilvl w:val="0"/>
-          <w:numId w:val="1003"/>
-        </w:numPr>
+    </w:p>
+    <w:p>
+      <w:pPr>
+        <w:pStyle w:val="BodyText"/>
       </w:pPr>
       <w:r>
         <w:t xml:space="preserve">PRIYA: No. Suspect number two. Particle size.</w:t>
       </w:r>
-      <w:r>
-        <w:t xml:space="preserve"> </w:t>
-      </w:r>
-      <w:r>
-        <w:t xml:space="preserve">프리야: 아니. 2번 용의자. 입자 크기.</w:t>
-      </w:r>
-    </w:p>
-    <w:p>
-      <w:pPr>
-        <w:numPr>
-          <w:ilvl w:val="0"/>
-          <w:numId w:val="1003"/>
-        </w:numPr>
+    </w:p>
+    <w:p>
+      <w:pPr>
+        <w:pStyle w:val="BodyText"/>
       </w:pPr>
       <w:r>
         <w:t xml:space="preserve">NOAH: Why not the crosslinker? It’s the obvious one.</w:t>
       </w:r>
-      <w:r>
-        <w:t xml:space="preserve"> </w:t>
-      </w:r>
-      <w:r>
-        <w:t xml:space="preserve">노아: 왜 가교제가 아니야? 그게 제일 뻔한 건데.</w:t>
-      </w:r>
-    </w:p>
-    <w:p>
-      <w:pPr>
-        <w:numPr>
-          <w:ilvl w:val="0"/>
-          <w:numId w:val="1003"/>
-        </w:numPr>
+    </w:p>
+    <w:p>
+      <w:pPr>
+        <w:pStyle w:val="BodyText"/>
       </w:pPr>
       <w:r>
         <w:t xml:space="preserve">PRIYA: Because the crosslinks are what fixed the twenty-eight percent. If I reduce them first, I might get honey, but then the autoclave weakens it, and we’re back to the ghost.</w:t>
       </w:r>
-      <w:r>
-        <w:t xml:space="preserve"> </w:t>
-      </w:r>
-      <w:r>
-        <w:t xml:space="preserve">프리야: 가교가 바로 28퍼센트 문제를 고친 거니까. 그걸 먼저 줄이면 꿀은 얻을 수 있겠지만, 그러면 고압 멸균이 젤을 다시 약하게 만들고, 우린 그 유령으로 돌아가는 거야.</w:t>
-      </w:r>
-    </w:p>
-    <w:p>
-      <w:pPr>
-        <w:numPr>
-          <w:ilvl w:val="0"/>
-          <w:numId w:val="1003"/>
-        </w:numPr>
+    </w:p>
+    <w:p>
+      <w:pPr>
+        <w:pStyle w:val="BodyText"/>
       </w:pPr>
       <w:r>
         <w:t xml:space="preserve">ELENA: Smart. Protect what’s working. Fix what isn’t.</w:t>
       </w:r>
-      <w:r>
-        <w:t xml:space="preserve"> </w:t>
-      </w:r>
-      <w:r>
-        <w:t xml:space="preserve">엘레나: 현명하네요. 되는 건 지키고, 안 되는 걸 고치고.</w:t>
-      </w:r>
-    </w:p>
-    <w:p>
-      <w:pPr>
-        <w:numPr>
-          <w:ilvl w:val="0"/>
-          <w:numId w:val="1003"/>
-        </w:numPr>
+    </w:p>
+    <w:p>
+      <w:pPr>
+        <w:pStyle w:val="BodyText"/>
       </w:pPr>
       <w:r>
         <w:t xml:space="preserve">MARCUS: That’s a good rule for more than chemistry.</w:t>
       </w:r>
-      <w:r>
-        <w:t xml:space="preserve"> </w:t>
-      </w:r>
-      <w:r>
-        <w:t xml:space="preserve">마커스: 그건 화학 말고도 좋은 원칙이야.</w:t>
-      </w:r>
-    </w:p>
-    <w:p>
-      <w:pPr>
-        <w:numPr>
-          <w:ilvl w:val="0"/>
-          <w:numId w:val="1003"/>
-        </w:numPr>
+    </w:p>
+    <w:p>
+      <w:pPr>
+        <w:pStyle w:val="BodyText"/>
       </w:pPr>
       <w:r>
         <w:t xml:space="preserve">NOAH: Rule number three?</w:t>
@@ -1616,24 +854,6 @@
       </w:r>
       <w:r>
         <w:t xml:space="preserve">Protect what’s working.</w:t>
-      </w:r>
-      <w:r>
-        <w:t xml:space="preserve">”</w:t>
-      </w:r>
-      <w:r>
-        <w:t xml:space="preserve"> </w:t>
-      </w:r>
-      <w:r>
-        <w:t xml:space="preserve">노아: 원칙 3번으로 할까요?</w:t>
-      </w:r>
-      <w:r>
-        <w:t xml:space="preserve"> </w:t>
-      </w:r>
-      <w:r>
-        <w:t xml:space="preserve">“</w:t>
-      </w:r>
-      <w:r>
-        <w:t xml:space="preserve">되는 건 지켜라.</w:t>
       </w:r>
       <w:r>
         <w:t xml:space="preserve">”</w:t>
@@ -1651,367 +871,175 @@
     </w:p>
     <w:p>
       <w:pPr>
-        <w:numPr>
-          <w:ilvl w:val="0"/>
-          <w:numId w:val="1004"/>
-        </w:numPr>
+        <w:pStyle w:val="FirstParagraph"/>
       </w:pPr>
       <w:r>
         <w:t xml:space="preserve">PRIYA: Okay. I had an idea at lunch. A quick test.</w:t>
       </w:r>
-      <w:r>
-        <w:t xml:space="preserve"> </w:t>
-      </w:r>
-      <w:r>
-        <w:t xml:space="preserve">프리야: 좋아. 점심 때 아이디어가 하나 떠올랐어. 빠른 시험.</w:t>
-      </w:r>
-    </w:p>
-    <w:p>
-      <w:pPr>
-        <w:numPr>
-          <w:ilvl w:val="0"/>
-          <w:numId w:val="1004"/>
-        </w:numPr>
+    </w:p>
+    <w:p>
+      <w:pPr>
+        <w:pStyle w:val="BodyText"/>
       </w:pPr>
       <w:r>
         <w:t xml:space="preserve">MARCUS: How quick?</w:t>
       </w:r>
-      <w:r>
-        <w:t xml:space="preserve"> </w:t>
-      </w:r>
-      <w:r>
-        <w:t xml:space="preserve">마커스: 얼마나 빠르게?</w:t>
-      </w:r>
-    </w:p>
-    <w:p>
-      <w:pPr>
-        <w:numPr>
-          <w:ilvl w:val="0"/>
-          <w:numId w:val="1004"/>
-        </w:numPr>
+    </w:p>
+    <w:p>
+      <w:pPr>
+        <w:pStyle w:val="BodyText"/>
       </w:pPr>
       <w:r>
         <w:t xml:space="preserve">PRIYA: I pushed some Batch Zero through a finer mesh. Smaller particles.</w:t>
       </w:r>
-      <w:r>
-        <w:t xml:space="preserve"> </w:t>
-      </w:r>
-      <w:r>
-        <w:t xml:space="preserve">프리야: 배치 제로 일부를 더 촘촘한 체에 통과시켰어요. 입자를 더 작게.</w:t>
-      </w:r>
-    </w:p>
-    <w:p>
-      <w:pPr>
-        <w:numPr>
-          <w:ilvl w:val="0"/>
-          <w:numId w:val="1004"/>
-        </w:numPr>
+    </w:p>
+    <w:p>
+      <w:pPr>
+        <w:pStyle w:val="BodyText"/>
       </w:pPr>
       <w:r>
         <w:t xml:space="preserve">ELENA: Without making a new batch?</w:t>
       </w:r>
-      <w:r>
-        <w:t xml:space="preserve"> </w:t>
-      </w:r>
-      <w:r>
-        <w:t xml:space="preserve">엘레나: 새 배치를 안 만들고요?</w:t>
-      </w:r>
-    </w:p>
-    <w:p>
-      <w:pPr>
-        <w:numPr>
-          <w:ilvl w:val="0"/>
-          <w:numId w:val="1004"/>
-        </w:numPr>
+    </w:p>
+    <w:p>
+      <w:pPr>
+        <w:pStyle w:val="BodyText"/>
       </w:pPr>
       <w:r>
         <w:t xml:space="preserve">PRIYA: Same gel. Same crosslinks. Only the particle size changed.</w:t>
       </w:r>
-      <w:r>
-        <w:t xml:space="preserve"> </w:t>
-      </w:r>
-      <w:r>
-        <w:t xml:space="preserve">프리야: 같은 젤이에요. 같은 가교. 입자 크기만 바꿨어요.</w:t>
-      </w:r>
-    </w:p>
-    <w:p>
-      <w:pPr>
-        <w:numPr>
-          <w:ilvl w:val="0"/>
-          <w:numId w:val="1004"/>
-        </w:numPr>
+    </w:p>
+    <w:p>
+      <w:pPr>
+        <w:pStyle w:val="BodyText"/>
       </w:pPr>
       <w:r>
         <w:t xml:space="preserve">NOAH: One variable at a time. Look at you.</w:t>
       </w:r>
-      <w:r>
-        <w:t xml:space="preserve"> </w:t>
-      </w:r>
-      <w:r>
-        <w:t xml:space="preserve">노아: 한 번에 변수 하나. 대단하다.</w:t>
-      </w:r>
-    </w:p>
-    <w:p>
-      <w:pPr>
-        <w:numPr>
-          <w:ilvl w:val="0"/>
-          <w:numId w:val="1004"/>
-        </w:numPr>
+    </w:p>
+    <w:p>
+      <w:pPr>
+        <w:pStyle w:val="BodyText"/>
       </w:pPr>
       <w:r>
         <w:t xml:space="preserve">PRIYA: It’s not sterilized yet, so it’s not a real result. The autoclave could change everything, like it did with the thesis gel. So please treat this as a hint, not an answer.</w:t>
       </w:r>
-      <w:r>
-        <w:t xml:space="preserve"> </w:t>
-      </w:r>
-      <w:r>
-        <w:t xml:space="preserve">프리야: 아직 멸균을 안 했으니까 진짜 결과는 아니야. 논문 젤 때처럼 고압 멸균이 모든 걸 바꿀 수도 있어. 그러니까 이건 답이 아니라 힌트로 봐 줘.</w:t>
-      </w:r>
-    </w:p>
-    <w:p>
-      <w:pPr>
-        <w:numPr>
-          <w:ilvl w:val="0"/>
-          <w:numId w:val="1004"/>
-        </w:numPr>
+    </w:p>
+    <w:p>
+      <w:pPr>
+        <w:pStyle w:val="BodyText"/>
       </w:pPr>
       <w:r>
         <w:t xml:space="preserve">ELENA: Can I try it? With a new lab coat this time.</w:t>
       </w:r>
-      <w:r>
-        <w:t xml:space="preserve"> </w:t>
-      </w:r>
-      <w:r>
-        <w:t xml:space="preserve">엘레나: 해 봐도 돼요? 이번엔 새 실험복 입고요.</w:t>
-      </w:r>
-    </w:p>
-    <w:p>
-      <w:pPr>
-        <w:numPr>
-          <w:ilvl w:val="0"/>
-          <w:numId w:val="1004"/>
-        </w:numPr>
+    </w:p>
+    <w:p>
+      <w:pPr>
+        <w:pStyle w:val="BodyText"/>
       </w:pPr>
       <w:r>
         <w:t xml:space="preserve">MARCUS: Safety glasses too, Doctor. Please.</w:t>
       </w:r>
-      <w:r>
-        <w:t xml:space="preserve"> </w:t>
-      </w:r>
-      <w:r>
-        <w:t xml:space="preserve">마커스: 보안경도요, 선생님. 부탁해요.</w:t>
-      </w:r>
-    </w:p>
-    <w:p>
-      <w:pPr>
-        <w:numPr>
-          <w:ilvl w:val="0"/>
-          <w:numId w:val="1004"/>
-        </w:numPr>
+    </w:p>
+    <w:p>
+      <w:pPr>
+        <w:pStyle w:val="BodyText"/>
       </w:pPr>
       <w:r>
         <w:t xml:space="preserve">ELENA: Safety glasses on. Twenty-seven gauge. Here we go again.</w:t>
       </w:r>
-      <w:r>
-        <w:t xml:space="preserve"> </w:t>
-      </w:r>
-      <w:r>
-        <w:t xml:space="preserve">엘레나: 보안경 착용. 27게이지. 다시 갑니다.</w:t>
-      </w:r>
-    </w:p>
-    <w:p>
-      <w:pPr>
-        <w:numPr>
-          <w:ilvl w:val="0"/>
-          <w:numId w:val="1004"/>
-        </w:numPr>
+    </w:p>
+    <w:p>
+      <w:pPr>
+        <w:pStyle w:val="BodyText"/>
       </w:pPr>
       <w:r>
         <w:t xml:space="preserve">NOAH: And?</w:t>
       </w:r>
-      <w:r>
-        <w:t xml:space="preserve"> </w:t>
-      </w:r>
-      <w:r>
-        <w:t xml:space="preserve">노아: 그래서요?</w:t>
-      </w:r>
-    </w:p>
-    <w:p>
-      <w:pPr>
-        <w:numPr>
-          <w:ilvl w:val="0"/>
-          <w:numId w:val="1004"/>
-        </w:numPr>
+    </w:p>
+    <w:p>
+      <w:pPr>
+        <w:pStyle w:val="BodyText"/>
       </w:pPr>
       <w:r>
         <w:t xml:space="preserve">ELENA: It’s moving. It’s… actually smooth. Not perfect. But smooth.</w:t>
       </w:r>
-      <w:r>
-        <w:t xml:space="preserve"> </w:t>
-      </w:r>
-      <w:r>
-        <w:t xml:space="preserve">엘레나: 나와요. 이거… 진짜 부드러워요. 완벽하진 않지만, 부드러워요.</w:t>
-      </w:r>
-    </w:p>
-    <w:p>
-      <w:pPr>
-        <w:numPr>
-          <w:ilvl w:val="0"/>
-          <w:numId w:val="1004"/>
-        </w:numPr>
+    </w:p>
+    <w:p>
+      <w:pPr>
+        <w:pStyle w:val="BodyText"/>
       </w:pPr>
       <w:r>
         <w:t xml:space="preserve">PRIYA: How does it feel? Honest answer.</w:t>
       </w:r>
-      <w:r>
-        <w:t xml:space="preserve"> </w:t>
-      </w:r>
-      <w:r>
-        <w:t xml:space="preserve">프리야: 느낌이 어때요? 솔직하게요.</w:t>
-      </w:r>
-    </w:p>
-    <w:p>
-      <w:pPr>
-        <w:numPr>
-          <w:ilvl w:val="0"/>
-          <w:numId w:val="1004"/>
-        </w:numPr>
+    </w:p>
+    <w:p>
+      <w:pPr>
+        <w:pStyle w:val="BodyText"/>
       </w:pPr>
       <w:r>
         <w:t xml:space="preserve">ELENA: Like honey that’s been in the fridge. A little thick, so my thumb is working harder than I’d like. But I’m in control the whole time, and that’s what matters. It’s usable.</w:t>
       </w:r>
-      <w:r>
-        <w:t xml:space="preserve"> </w:t>
-      </w:r>
-      <w:r>
-        <w:t xml:space="preserve">엘레나: 냉장고에 넣어 둔 꿀 같아요. 좀 되직해서 엄지에 힘이 생각보다 더 들어가요. 그래도 처음부터 끝까지 통제가 돼요. 그게 중요한 거죠. 쓸 만해요.</w:t>
-      </w:r>
-    </w:p>
-    <w:p>
-      <w:pPr>
-        <w:numPr>
-          <w:ilvl w:val="0"/>
-          <w:numId w:val="1004"/>
-        </w:numPr>
+    </w:p>
+    <w:p>
+      <w:pPr>
+        <w:pStyle w:val="BodyText"/>
       </w:pPr>
       <w:r>
         <w:t xml:space="preserve">MARCUS: Cold honey. That’s progress.</w:t>
       </w:r>
-      <w:r>
-        <w:t xml:space="preserve"> </w:t>
-      </w:r>
-      <w:r>
-        <w:t xml:space="preserve">마커스: 차가운 꿀. 그 정도면 진전이야.</w:t>
-      </w:r>
-    </w:p>
-    <w:p>
-      <w:pPr>
-        <w:numPr>
-          <w:ilvl w:val="0"/>
-          <w:numId w:val="1004"/>
-        </w:numPr>
+    </w:p>
+    <w:p>
+      <w:pPr>
+        <w:pStyle w:val="BodyText"/>
       </w:pPr>
       <w:r>
         <w:t xml:space="preserve">NOAH: So particle size was the main suspect?</w:t>
       </w:r>
-      <w:r>
-        <w:t xml:space="preserve"> </w:t>
-      </w:r>
-      <w:r>
-        <w:t xml:space="preserve">노아: 그럼 입자 크기가 주범이었던 거야?</w:t>
-      </w:r>
-    </w:p>
-    <w:p>
-      <w:pPr>
-        <w:numPr>
-          <w:ilvl w:val="0"/>
-          <w:numId w:val="1004"/>
-        </w:numPr>
+    </w:p>
+    <w:p>
+      <w:pPr>
+        <w:pStyle w:val="BodyText"/>
       </w:pPr>
       <w:r>
         <w:t xml:space="preserve">PRIYA: Maybe one of them. I need the real test. Sterilized and measured.</w:t>
       </w:r>
-      <w:r>
-        <w:t xml:space="preserve"> </w:t>
-      </w:r>
-      <w:r>
-        <w:t xml:space="preserve">프리야: 범인 중 하나일 수 있어. 진짜 시험이 필요해. 멸균하고 측정까지.</w:t>
-      </w:r>
-    </w:p>
-    <w:p>
-      <w:pPr>
-        <w:numPr>
-          <w:ilvl w:val="0"/>
-          <w:numId w:val="1004"/>
-        </w:numPr>
+    </w:p>
+    <w:p>
+      <w:pPr>
+        <w:pStyle w:val="BodyText"/>
       </w:pPr>
       <w:r>
         <w:t xml:space="preserve">NOAH: Next week?</w:t>
       </w:r>
-      <w:r>
-        <w:t xml:space="preserve"> </w:t>
-      </w:r>
-      <w:r>
-        <w:t xml:space="preserve">노아: 다음 주?</w:t>
-      </w:r>
-    </w:p>
-    <w:p>
-      <w:pPr>
-        <w:numPr>
-          <w:ilvl w:val="0"/>
-          <w:numId w:val="1004"/>
-        </w:numPr>
+    </w:p>
+    <w:p>
+      <w:pPr>
+        <w:pStyle w:val="BodyText"/>
       </w:pPr>
       <w:r>
         <w:t xml:space="preserve">PRIYA: The autoclave is booked until Thursday. So, next Friday.</w:t>
       </w:r>
-      <w:r>
-        <w:t xml:space="preserve"> </w:t>
-      </w:r>
-      <w:r>
-        <w:t xml:space="preserve">프리야: 고압 멸균기가 목요일까지 예약이 차 있어. 그러니까 다음 주 금요일.</w:t>
-      </w:r>
-    </w:p>
-    <w:p>
-      <w:pPr>
-        <w:numPr>
-          <w:ilvl w:val="0"/>
-          <w:numId w:val="1004"/>
-        </w:numPr>
+    </w:p>
+    <w:p>
+      <w:pPr>
+        <w:pStyle w:val="BodyText"/>
       </w:pPr>
       <w:r>
         <w:t xml:space="preserve">MARCUS: I’ll find a second autoclave. Two is one.</w:t>
       </w:r>
-      <w:r>
-        <w:t xml:space="preserve"> </w:t>
-      </w:r>
-      <w:r>
-        <w:t xml:space="preserve">마커스: 두 번째 고압 멸균기를 찾아볼게. 둘은 하나니까.</w:t>
-      </w:r>
-    </w:p>
-    <w:p>
-      <w:pPr>
-        <w:numPr>
-          <w:ilvl w:val="0"/>
-          <w:numId w:val="1004"/>
-        </w:numPr>
+    </w:p>
+    <w:p>
+      <w:pPr>
+        <w:pStyle w:val="BodyText"/>
       </w:pPr>
       <w:r>
         <w:t xml:space="preserve">ELENA: Of course you will.</w:t>
       </w:r>
-      <w:r>
-        <w:t xml:space="preserve"> </w:t>
-      </w:r>
-      <w:r>
-        <w:t xml:space="preserve">엘레나: 당연히 그러시겠죠.</w:t>
-      </w:r>
-    </w:p>
-    <w:p>
-      <w:pPr>
-        <w:numPr>
-          <w:ilvl w:val="0"/>
-          <w:numId w:val="1004"/>
-        </w:numPr>
+    </w:p>
+    <w:p>
+      <w:pPr>
+        <w:pStyle w:val="BodyText"/>
       </w:pPr>
       <w:r>
         <w:t xml:space="preserve">NOAH: Can I write this in the investor update?</w:t>
@@ -2031,11 +1059,13 @@
       <w:r>
         <w:t xml:space="preserve">?</w:t>
       </w:r>
-      <w:r>
-        <w:t xml:space="preserve"> </w:t>
-      </w:r>
-      <w:r>
-        <w:t xml:space="preserve">노아: 이거 투자자 업데이트에 써도 돼?</w:t>
+    </w:p>
+    <w:p>
+      <w:pPr>
+        <w:pStyle w:val="BodyText"/>
+      </w:pPr>
+      <w:r>
+        <w:t xml:space="preserve">PRIYA: Write,</w:t>
       </w:r>
       <w:r>
         <w:t xml:space="preserve"> </w:t>
@@ -2044,24 +1074,24 @@
         <w:t xml:space="preserve">“</w:t>
       </w:r>
       <w:r>
-        <w:t xml:space="preserve">압출 문제 진전</w:t>
+        <w:t xml:space="preserve">Early signal. Not yet confirmed.</w:t>
       </w:r>
       <w:r>
         <w:t xml:space="preserve">”</w:t>
       </w:r>
       <w:r>
-        <w:t xml:space="preserve">?</w:t>
-      </w:r>
-    </w:p>
-    <w:p>
-      <w:pPr>
-        <w:numPr>
-          <w:ilvl w:val="0"/>
-          <w:numId w:val="1004"/>
-        </w:numPr>
-      </w:pPr>
-      <w:r>
-        <w:t xml:space="preserve">PRIYA: Write,</w:t>
+        <w:t xml:space="preserve"> </w:t>
+      </w:r>
+      <w:r>
+        <w:t xml:space="preserve">Exactly those words.</w:t>
+      </w:r>
+    </w:p>
+    <w:p>
+      <w:pPr>
+        <w:pStyle w:val="BodyText"/>
+      </w:pPr>
+      <w:r>
+        <w:t xml:space="preserve">NOAH:</w:t>
       </w:r>
       <w:r>
         <w:t xml:space="preserve"> </w:t>
@@ -2079,101 +1109,15 @@
         <w:t xml:space="preserve"> </w:t>
       </w:r>
       <w:r>
-        <w:t xml:space="preserve">Exactly those words.</w:t>
-      </w:r>
-      <w:r>
-        <w:t xml:space="preserve"> </w:t>
-      </w:r>
-      <w:r>
-        <w:t xml:space="preserve">프리야:</w:t>
-      </w:r>
-      <w:r>
-        <w:t xml:space="preserve"> </w:t>
-      </w:r>
-      <w:r>
-        <w:t xml:space="preserve">“</w:t>
-      </w:r>
-      <w:r>
-        <w:t xml:space="preserve">초기 신호. 아직 미확인.</w:t>
-      </w:r>
-      <w:r>
-        <w:t xml:space="preserve">”</w:t>
-      </w:r>
-      <w:r>
-        <w:t xml:space="preserve"> </w:t>
-      </w:r>
-      <w:r>
-        <w:t xml:space="preserve">정확히 그렇게 써.</w:t>
-      </w:r>
-    </w:p>
-    <w:p>
-      <w:pPr>
-        <w:numPr>
-          <w:ilvl w:val="0"/>
-          <w:numId w:val="1004"/>
-        </w:numPr>
-      </w:pPr>
-      <w:r>
-        <w:t xml:space="preserve">NOAH:</w:t>
-      </w:r>
-      <w:r>
-        <w:t xml:space="preserve"> </w:t>
-      </w:r>
-      <w:r>
-        <w:t xml:space="preserve">“</w:t>
-      </w:r>
-      <w:r>
-        <w:t xml:space="preserve">Early signal. Not yet confirmed.</w:t>
-      </w:r>
-      <w:r>
-        <w:t xml:space="preserve">”</w:t>
-      </w:r>
-      <w:r>
-        <w:t xml:space="preserve"> </w:t>
-      </w:r>
-      <w:r>
         <w:t xml:space="preserve">Got it. Elaine will like that.</w:t>
       </w:r>
-      <w:r>
-        <w:t xml:space="preserve"> </w:t>
-      </w:r>
-      <w:r>
-        <w:t xml:space="preserve">노아:</w:t>
-      </w:r>
-      <w:r>
-        <w:t xml:space="preserve"> </w:t>
-      </w:r>
-      <w:r>
-        <w:t xml:space="preserve">“</w:t>
-      </w:r>
-      <w:r>
-        <w:t xml:space="preserve">초기 신호. 아직 미확인.</w:t>
-      </w:r>
-      <w:r>
-        <w:t xml:space="preserve">”</w:t>
-      </w:r>
-      <w:r>
-        <w:t xml:space="preserve"> </w:t>
-      </w:r>
-      <w:r>
-        <w:t xml:space="preserve">알겠어. 일레인이 좋아하겠다.</w:t>
-      </w:r>
-    </w:p>
-    <w:p>
-      <w:pPr>
-        <w:numPr>
-          <w:ilvl w:val="0"/>
-          <w:numId w:val="1004"/>
-        </w:numPr>
+    </w:p>
+    <w:p>
+      <w:pPr>
+        <w:pStyle w:val="BodyText"/>
       </w:pPr>
       <w:r>
         <w:t xml:space="preserve">ELENA: She likes honesty more than good news. Remember that.</w:t>
-      </w:r>
-      <w:r>
-        <w:t xml:space="preserve"> </w:t>
-      </w:r>
-      <w:r>
-        <w:t xml:space="preserve">엘레나: 그분은 좋은 소식보다 정직함을 더 좋아해요. 기억해요.</w:t>
       </w:r>
     </w:p>
     <w:bookmarkEnd w:id="24"/>
@@ -2188,146 +1132,71 @@
     </w:p>
     <w:p>
       <w:pPr>
-        <w:numPr>
-          <w:ilvl w:val="0"/>
-          <w:numId w:val="1005"/>
-        </w:numPr>
+        <w:pStyle w:val="FirstParagraph"/>
       </w:pPr>
       <w:r>
         <w:t xml:space="preserve">NOAH: Hold on. It’s Diane. Hello?</w:t>
       </w:r>
-      <w:r>
-        <w:t xml:space="preserve"> </w:t>
-      </w:r>
-      <w:r>
-        <w:t xml:space="preserve">노아: 잠깐만요. 다이앤이에요. 여보세요?</w:t>
-      </w:r>
-    </w:p>
-    <w:p>
-      <w:pPr>
-        <w:numPr>
-          <w:ilvl w:val="0"/>
-          <w:numId w:val="1005"/>
-        </w:numPr>
+    </w:p>
+    <w:p>
+      <w:pPr>
+        <w:pStyle w:val="BodyText"/>
       </w:pPr>
       <w:r>
         <w:t xml:space="preserve">DIANE: Noah. Is your team there? Put me on speaker.</w:t>
       </w:r>
-      <w:r>
-        <w:t xml:space="preserve"> </w:t>
-      </w:r>
-      <w:r>
-        <w:t xml:space="preserve">다이앤: 노아. 팀원들 거기 있어요? 스피커로 해 줘요.</w:t>
-      </w:r>
-    </w:p>
-    <w:p>
-      <w:pPr>
-        <w:numPr>
-          <w:ilvl w:val="0"/>
-          <w:numId w:val="1005"/>
-        </w:numPr>
+    </w:p>
+    <w:p>
+      <w:pPr>
+        <w:pStyle w:val="BodyText"/>
       </w:pPr>
       <w:r>
         <w:t xml:space="preserve">NOAH: You’re on speaker. Everyone’s here.</w:t>
       </w:r>
-      <w:r>
-        <w:t xml:space="preserve"> </w:t>
-      </w:r>
-      <w:r>
-        <w:t xml:space="preserve">노아: 스피커예요. 다 여기 있어요.</w:t>
-      </w:r>
-    </w:p>
-    <w:p>
-      <w:pPr>
-        <w:numPr>
-          <w:ilvl w:val="0"/>
-          <w:numId w:val="1005"/>
-        </w:numPr>
+    </w:p>
+    <w:p>
+      <w:pPr>
+        <w:pStyle w:val="BodyText"/>
       </w:pPr>
       <w:r>
         <w:t xml:space="preserve">DIANE: I received a letter this afternoon. From Halvern’s legal department.</w:t>
       </w:r>
-      <w:r>
-        <w:t xml:space="preserve"> </w:t>
-      </w:r>
-      <w:r>
-        <w:t xml:space="preserve">다이앤: 오늘 오후에 편지를 받았어요. 할번 법무팀에서요.</w:t>
-      </w:r>
-    </w:p>
-    <w:p>
-      <w:pPr>
-        <w:numPr>
-          <w:ilvl w:val="0"/>
-          <w:numId w:val="1005"/>
-        </w:numPr>
+    </w:p>
+    <w:p>
+      <w:pPr>
+        <w:pStyle w:val="BodyText"/>
       </w:pPr>
       <w:r>
         <w:t xml:space="preserve">PRIYA: About me?</w:t>
       </w:r>
-      <w:r>
-        <w:t xml:space="preserve"> </w:t>
-      </w:r>
-      <w:r>
-        <w:t xml:space="preserve">프리야: 저에 관한 거예요?</w:t>
-      </w:r>
-    </w:p>
-    <w:p>
-      <w:pPr>
-        <w:numPr>
-          <w:ilvl w:val="0"/>
-          <w:numId w:val="1005"/>
-        </w:numPr>
+    </w:p>
+    <w:p>
+      <w:pPr>
+        <w:pStyle w:val="BodyText"/>
       </w:pPr>
       <w:r>
         <w:t xml:space="preserve">DIANE: About Noah. It’s a reminder of his non-compete. Very polite. Very cold.</w:t>
       </w:r>
-      <w:r>
-        <w:t xml:space="preserve"> </w:t>
-      </w:r>
-      <w:r>
-        <w:t xml:space="preserve">다이앤: 노아에 관한 거예요. 경업금지 조항을 상기시키는 내용이에요. 아주 정중하고, 아주 차가워요.</w:t>
-      </w:r>
-    </w:p>
-    <w:p>
-      <w:pPr>
-        <w:numPr>
-          <w:ilvl w:val="0"/>
-          <w:numId w:val="1005"/>
-        </w:numPr>
+    </w:p>
+    <w:p>
+      <w:pPr>
+        <w:pStyle w:val="BodyText"/>
       </w:pPr>
       <w:r>
         <w:t xml:space="preserve">MARCUS: Is it a lawsuit?</w:t>
       </w:r>
-      <w:r>
-        <w:t xml:space="preserve"> </w:t>
-      </w:r>
-      <w:r>
-        <w:t xml:space="preserve">마커스: 소송이에요?</w:t>
-      </w:r>
-    </w:p>
-    <w:p>
-      <w:pPr>
-        <w:numPr>
-          <w:ilvl w:val="0"/>
-          <w:numId w:val="1005"/>
-        </w:numPr>
+    </w:p>
+    <w:p>
+      <w:pPr>
+        <w:pStyle w:val="BodyText"/>
       </w:pPr>
       <w:r>
         <w:t xml:space="preserve">DIANE: No. It’s a warning shot. They want you to know they’re watching. If they had real evidence, they’d have sued. A letter like this costs them almost nothing and makes you nervous.</w:t>
       </w:r>
-      <w:r>
-        <w:t xml:space="preserve"> </w:t>
-      </w:r>
-      <w:r>
-        <w:t xml:space="preserve">다이앤: 아니요. 경고 사격이에요. 지켜보고 있다는 걸 알리고 싶은 거죠. 진짜 증거가 있었다면 벌써 소송을 걸었을 거예요. 이런 편지는 그쪽엔 비용이 거의 안 들고, 여러분은 긴장하게 만들죠.</w:t>
-      </w:r>
-    </w:p>
-    <w:p>
-      <w:pPr>
-        <w:numPr>
-          <w:ilvl w:val="0"/>
-          <w:numId w:val="1005"/>
-        </w:numPr>
+    </w:p>
+    <w:p>
+      <w:pPr>
+        <w:pStyle w:val="BodyText"/>
       </w:pPr>
       <w:r>
         <w:t xml:space="preserve">NOAH: Tom said</w:t>
@@ -2350,128 +1219,53 @@
       <w:r>
         <w:t xml:space="preserve">Three weeks ago.</w:t>
       </w:r>
-      <w:r>
-        <w:t xml:space="preserve"> </w:t>
-      </w:r>
-      <w:r>
-        <w:t xml:space="preserve">노아: 톰이</w:t>
-      </w:r>
-      <w:r>
-        <w:t xml:space="preserve"> </w:t>
-      </w:r>
-      <w:r>
-        <w:t xml:space="preserve">“</w:t>
-      </w:r>
-      <w:r>
-        <w:t xml:space="preserve">계약서 확인해 봐</w:t>
-      </w:r>
-      <w:r>
-        <w:t xml:space="preserve">”</w:t>
-      </w:r>
-      <w:r>
-        <w:t xml:space="preserve">라고 했어요. 3주 전에.</w:t>
-      </w:r>
-    </w:p>
-    <w:p>
-      <w:pPr>
-        <w:numPr>
-          <w:ilvl w:val="0"/>
-          <w:numId w:val="1005"/>
-        </w:numPr>
+    </w:p>
+    <w:p>
+      <w:pPr>
+        <w:pStyle w:val="BodyText"/>
       </w:pPr>
       <w:r>
         <w:t xml:space="preserve">DIANE: Then this is his follow-up. I’ll draft a reply. Calm and short.</w:t>
       </w:r>
-      <w:r>
-        <w:t xml:space="preserve"> </w:t>
-      </w:r>
-      <w:r>
-        <w:t xml:space="preserve">다이앤: 그럼 이게 그 후속 조치네요. 답장 초안을 쓸게요. 침착하고 짧게.</w:t>
-      </w:r>
-    </w:p>
-    <w:p>
-      <w:pPr>
-        <w:numPr>
-          <w:ilvl w:val="0"/>
-          <w:numId w:val="1005"/>
-        </w:numPr>
+    </w:p>
+    <w:p>
+      <w:pPr>
+        <w:pStyle w:val="BodyText"/>
       </w:pPr>
       <w:r>
         <w:t xml:space="preserve">ELENA: What should we do differently?</w:t>
       </w:r>
-      <w:r>
-        <w:t xml:space="preserve"> </w:t>
-      </w:r>
-      <w:r>
-        <w:t xml:space="preserve">엘레나: 우리가 뭘 다르게 해야 해요?</w:t>
-      </w:r>
-    </w:p>
-    <w:p>
-      <w:pPr>
-        <w:numPr>
-          <w:ilvl w:val="0"/>
-          <w:numId w:val="1005"/>
-        </w:numPr>
+    </w:p>
+    <w:p>
+      <w:pPr>
+        <w:pStyle w:val="BodyText"/>
       </w:pPr>
       <w:r>
         <w:t xml:space="preserve">DIANE: Nothing. Keep your hands clean. Research only. No selling, no customers, no product talk with clinics. As long as you’re only doing research, their non-compete has much less to hold on to.</w:t>
       </w:r>
-      <w:r>
-        <w:t xml:space="preserve"> </w:t>
-      </w:r>
-      <w:r>
-        <w:t xml:space="preserve">다이앤: 아무것도요. 손을 깨끗이 하세요. 연구만. 판매도, 고객도, 클리닉과의 제품 이야기도 금지예요. 연구만 하는 한, 그쪽 경업금지 조항이 붙잡을 게 훨씬 적어요.</w:t>
-      </w:r>
-    </w:p>
-    <w:p>
-      <w:pPr>
-        <w:numPr>
-          <w:ilvl w:val="0"/>
-          <w:numId w:val="1005"/>
-        </w:numPr>
+    </w:p>
+    <w:p>
+      <w:pPr>
+        <w:pStyle w:val="BodyText"/>
       </w:pPr>
       <w:r>
         <w:t xml:space="preserve">NOAH: We can’t sell anything. It doesn’t go through a needle yet.</w:t>
       </w:r>
-      <w:r>
-        <w:t xml:space="preserve"> </w:t>
-      </w:r>
-      <w:r>
-        <w:t xml:space="preserve">노아: 팔 수 있는 게 없어요. 아직 바늘도 통과를 못 하는데요.</w:t>
-      </w:r>
-    </w:p>
-    <w:p>
-      <w:pPr>
-        <w:numPr>
-          <w:ilvl w:val="0"/>
-          <w:numId w:val="1005"/>
-        </w:numPr>
+    </w:p>
+    <w:p>
+      <w:pPr>
+        <w:pStyle w:val="BodyText"/>
       </w:pPr>
       <w:r>
         <w:t xml:space="preserve">DIANE: Good. Write that down. Actually, don’t. Just keep doing research.</w:t>
       </w:r>
-      <w:r>
-        <w:t xml:space="preserve"> </w:t>
-      </w:r>
-      <w:r>
-        <w:t xml:space="preserve">다이앤: 좋아요. 그거 적어 둬요. 아니, 적지 말고. 그냥 연구만 계속해요.</w:t>
-      </w:r>
-    </w:p>
-    <w:p>
-      <w:pPr>
-        <w:numPr>
-          <w:ilvl w:val="0"/>
-          <w:numId w:val="1005"/>
-        </w:numPr>
+    </w:p>
+    <w:p>
+      <w:pPr>
+        <w:pStyle w:val="BodyText"/>
       </w:pPr>
       <w:r>
         <w:t xml:space="preserve">PRIYA: Toothpaste or honey, Diane. We’re working on honey.</w:t>
-      </w:r>
-      <w:r>
-        <w:t xml:space="preserve"> </w:t>
-      </w:r>
-      <w:r>
-        <w:t xml:space="preserve">프리야: 치약이냐 꿀이냐예요, 다이앤. 저흰 꿀을 만드는 중이에요.</w:t>
       </w:r>
     </w:p>
     <w:p>
@@ -2612,7 +1406,7 @@
               <w:jc w:val="left"/>
             </w:pPr>
             <w:r>
-              <w:t xml:space="preserve">01턴. 새 직무 첫날 유쾌하게 하는 말.</w:t>
+              <w:t xml:space="preserve">도입. 새 직무 첫날 유쾌하게 하는 말.</w:t>
             </w:r>
           </w:p>
         </w:tc>
@@ -2662,7 +1456,7 @@
               <w:jc w:val="left"/>
             </w:pPr>
             <w:r>
-              <w:t xml:space="preserve">08턴. 결정을 후회 없이 실행했음을 강조.</w:t>
+              <w:t xml:space="preserve">도입. 결정을 후회 없이 실행했음을 강조.</w:t>
             </w:r>
           </w:p>
         </w:tc>
@@ -2712,7 +1506,7 @@
               <w:jc w:val="left"/>
             </w:pPr>
             <w:r>
-              <w:t xml:space="preserve">43턴. 전문 용어를 풀어 달라는 요청(1부 2화 반복).</w:t>
+              <w:t xml:space="preserve">장면1. 전문 용어를 풀어 달라는 요청(1부 2화 반복).</w:t>
             </w:r>
           </w:p>
         </w:tc>
@@ -2762,7 +1556,7 @@
               <w:jc w:val="left"/>
             </w:pPr>
             <w:r>
-              <w:t xml:space="preserve">51턴. 원인 분석 회의를 시작하는 표현.</w:t>
+              <w:t xml:space="preserve">장면2. 원인 분석 회의를 시작하는 표현.</w:t>
             </w:r>
           </w:p>
         </w:tc>
@@ -2812,7 +1606,7 @@
               <w:jc w:val="left"/>
             </w:pPr>
             <w:r>
-              <w:t xml:space="preserve">58턴. 실험·개선 활동의 기본 원칙.</w:t>
+              <w:t xml:space="preserve">장면2. 실험·개선 활동의 기본 원칙.</w:t>
             </w:r>
           </w:p>
         </w:tc>
@@ -2862,7 +1656,7 @@
               <w:jc w:val="left"/>
             </w:pPr>
             <w:r>
-              <w:t xml:space="preserve">67~68턴. 전체 속도를 제한하는 하나의 지점.</w:t>
+              <w:t xml:space="preserve">장면2. 전체 속도를 제한하는 하나의 지점.</w:t>
             </w:r>
           </w:p>
         </w:tc>
@@ -2912,7 +1706,7 @@
               <w:jc w:val="left"/>
             </w:pPr>
             <w:r>
-              <w:t xml:space="preserve">65턴.</w:t>
+              <w:t xml:space="preserve">장면2.</w:t>
             </w:r>
             <w:r>
               <w:t xml:space="preserve"> </w:t>
@@ -2974,7 +1768,7 @@
               <w:jc w:val="left"/>
             </w:pPr>
             <w:r>
-              <w:t xml:space="preserve">78턴. 개선 우선순위를 정하는 원칙.</w:t>
+              <w:t xml:space="preserve">장면2. 개선 우선순위를 정하는 원칙.</w:t>
             </w:r>
           </w:p>
         </w:tc>
@@ -3024,7 +1818,7 @@
               <w:jc w:val="left"/>
             </w:pPr>
             <w:r>
-              <w:t xml:space="preserve">103턴. 보고서에서 결과를 과장하지 않는 표현.</w:t>
+              <w:t xml:space="preserve">절정·전환. 보고서에서 결과를 과장하지 않는 표현.</w:t>
             </w:r>
           </w:p>
         </w:tc>
@@ -3074,7 +1868,7 @@
               <w:jc w:val="left"/>
             </w:pPr>
             <w:r>
-              <w:t xml:space="preserve">113턴. 소송 전에 보내는 경고 서한 등을 말할 때.</w:t>
+              <w:t xml:space="preserve">마무리. 소송 전에 보내는 경고 서한 등을 말할 때.</w:t>
             </w:r>
           </w:p>
         </w:tc>
@@ -3364,7 +2158,7 @@
           <w:bCs/>
           <w:b/>
         </w:rPr>
-        <w:t xml:space="preserve">58턴 PRIYA:</w:t>
+        <w:t xml:space="preserve">PRIYA (장면2):</w:t>
       </w:r>
       <w:r>
         <w:t xml:space="preserve"> </w:t>
@@ -3615,9 +2409,1162 @@
         <w:t xml:space="preserve">마케팅 문구와 가격을 동시에 바꾸자는 동료에게 같은 구조로 30단어 안팎으로 반대해 보기.</w:t>
       </w:r>
     </w:p>
+    <w:p>
+      <w:r>
+        <w:pict>
+          <v:rect style="width:0;height:1.5pt" o:hralign="center" o:hrstd="t" o:hr="t"/>
+        </w:pict>
+      </w:r>
+    </w:p>
     <w:bookmarkEnd w:id="30"/>
     <w:bookmarkEnd w:id="31"/>
+    <w:bookmarkStart w:id="37" w:name="한국어-번역"/>
+    <w:p>
+      <w:pPr>
+        <w:pStyle w:val="Heading2"/>
+      </w:pPr>
+      <w:r>
+        <w:t xml:space="preserve">한국어 번역</w:t>
+      </w:r>
+    </w:p>
+    <w:bookmarkStart w:id="32" w:name="도입-14번-실험대-월요일-오전-8시-1"/>
+    <w:p>
+      <w:pPr>
+        <w:pStyle w:val="Heading3"/>
+      </w:pPr>
+      <w:r>
+        <w:t xml:space="preserve">도입 — 14번 실험대, 월요일 오전 8시</w:t>
+      </w:r>
+    </w:p>
+    <w:p>
+      <w:pPr>
+        <w:pStyle w:val="FirstParagraph"/>
+      </w:pPr>
+      <w:r>
+        <w:t xml:space="preserve">마커스: 좋은 아침, 팀. 근무 신고합니다. 풀타임으로.</w:t>
+      </w:r>
+    </w:p>
+    <w:p>
+      <w:pPr>
+        <w:pStyle w:val="BodyText"/>
+      </w:pPr>
+      <w:r>
+        <w:t xml:space="preserve">노아: 마커스! 공식 첫날이네요. 기분이 어때요?</w:t>
+      </w:r>
+    </w:p>
+    <w:p>
+      <w:pPr>
+        <w:pStyle w:val="BodyText"/>
+      </w:pPr>
+      <w:r>
+        <w:t xml:space="preserve">마커스: 이상해. 아무도 생산량 갖고 소리를 안 질러.</w:t>
+      </w:r>
+    </w:p>
+    <w:p>
+      <w:pPr>
+        <w:pStyle w:val="BodyText"/>
+      </w:pPr>
+      <w:r>
+        <w:t xml:space="preserve">프리야: 일주일만 기다려요. 제가 뭐든 소리 지를 테니까.</w:t>
+      </w:r>
+    </w:p>
+    <w:p>
+      <w:pPr>
+        <w:pStyle w:val="BodyText"/>
+      </w:pPr>
+      <w:r>
+        <w:t xml:space="preserve">엘레나: 코윈은 사직을 어떻게 받아들였어요?</w:t>
+      </w:r>
+    </w:p>
+    <w:p>
+      <w:pPr>
+        <w:pStyle w:val="BodyText"/>
+      </w:pPr>
+      <w:r>
+        <w:t xml:space="preserve">마커스: 공장장이 그러더라고.</w:t>
+      </w:r>
+      <w:r>
+        <w:t xml:space="preserve"> </w:t>
+      </w:r>
+      <w:r>
+        <w:t xml:space="preserve">“</w:t>
+      </w:r>
+      <w:r>
+        <w:t xml:space="preserve">6개월이면 돌아올 거다.</w:t>
+      </w:r>
+      <w:r>
+        <w:t xml:space="preserve">”</w:t>
+      </w:r>
+      <w:r>
+        <w:t xml:space="preserve"> </w:t>
+      </w:r>
+      <w:r>
+        <w:t xml:space="preserve">좋은 뜻으로 한 말이었겠지만, 스타트업은 망하고 공장은 안 망한다는 뜻이기도 했어. 그게 좀 아팠지.</w:t>
+      </w:r>
+    </w:p>
+    <w:p>
+      <w:pPr>
+        <w:pStyle w:val="BodyText"/>
+      </w:pPr>
+      <w:r>
+        <w:t xml:space="preserve">노아: 그래서 뭐라고 했어요?</w:t>
+      </w:r>
+    </w:p>
+    <w:p>
+      <w:pPr>
+        <w:pStyle w:val="BodyText"/>
+      </w:pPr>
+      <w:r>
+        <w:t xml:space="preserve">마커스:</w:t>
+      </w:r>
+      <w:r>
+        <w:t xml:space="preserve"> </w:t>
+      </w:r>
+      <w:r>
+        <w:t xml:space="preserve">“</w:t>
+      </w:r>
+      <w:r>
+        <w:t xml:space="preserve">알겠습니다</w:t>
+      </w:r>
+      <w:r>
+        <w:t xml:space="preserve">”</w:t>
+      </w:r>
+      <w:r>
+        <w:t xml:space="preserve">라고 했지. 그리고 나왔어. 뒤도 안 돌아봤고.</w:t>
+      </w:r>
+    </w:p>
+    <w:p>
+      <w:pPr>
+        <w:pStyle w:val="BodyText"/>
+      </w:pPr>
+      <w:r>
+        <w:t xml:space="preserve">엘레나: 그리고 프리야, 비자는요? 금요일에 일레인이 물어봤어요.</w:t>
+      </w:r>
+    </w:p>
+    <w:p>
+      <w:pPr>
+        <w:pStyle w:val="BodyText"/>
+      </w:pPr>
+      <w:r>
+        <w:t xml:space="preserve">프리야: 다이앤이 12일째에 H-1B 이전을 신청했어요. 이틀 일찍요. 60일 중에 그 정도면 여유가 많은 거지만, 솔직히 신청이 끝날 때까지 잠을 제대로 못 잤어요.</w:t>
+      </w:r>
+    </w:p>
+    <w:p>
+      <w:pPr>
+        <w:pStyle w:val="BodyText"/>
+      </w:pPr>
+      <w:r>
+        <w:t xml:space="preserve">노아: 그리고 신청한 날부터 프리야는 일할 수 있어요. 다이앤이 서면으로 확인했어요.</w:t>
+      </w:r>
+    </w:p>
+    <w:p>
+      <w:pPr>
+        <w:pStyle w:val="BodyText"/>
+      </w:pPr>
+      <w:r>
+        <w:t xml:space="preserve">프리야: 그래서 9일째 화학을 하고 있어요. 합법적으로.</w:t>
+      </w:r>
+    </w:p>
+    <w:p>
+      <w:pPr>
+        <w:pStyle w:val="BodyText"/>
+      </w:pPr>
+      <w:r>
+        <w:t xml:space="preserve">엘레나: 기분이 어때요?</w:t>
+      </w:r>
+    </w:p>
+    <w:p>
+      <w:pPr>
+        <w:pStyle w:val="BodyText"/>
+      </w:pPr>
+      <w:r>
+        <w:t xml:space="preserve">프리야: 다시 숨 쉬는 기분이에요. 그리고 오늘 보여 드릴 게 있어요.</w:t>
+      </w:r>
+    </w:p>
+    <w:p>
+      <w:pPr>
+        <w:pStyle w:val="BodyText"/>
+      </w:pPr>
+      <w:r>
+        <w:t xml:space="preserve">노아: 첫 Veyra 젤?</w:t>
+      </w:r>
+    </w:p>
     <w:bookmarkEnd w:id="32"/>
+    <w:bookmarkStart w:id="33" w:name="장면1-시연-그리고-실패-1"/>
+    <w:p>
+      <w:pPr>
+        <w:pStyle w:val="Heading3"/>
+      </w:pPr>
+      <w:r>
+        <w:t xml:space="preserve">장면1 — 시연, 그리고 실패</w:t>
+      </w:r>
+    </w:p>
+    <w:p>
+      <w:pPr>
+        <w:pStyle w:val="FirstParagraph"/>
+      </w:pPr>
+      <w:r>
+        <w:t xml:space="preserve">프리야: 새 배합으로 만든 첫 번째 거예요. 배치 제로라고 불러요.</w:t>
+      </w:r>
+    </w:p>
+    <w:p>
+      <w:pPr>
+        <w:pStyle w:val="BodyText"/>
+      </w:pPr>
+      <w:r>
+        <w:t xml:space="preserve">마커스: 왜 제로야? 왜 배치 원이 아니고?</w:t>
+      </w:r>
+    </w:p>
+    <w:p>
+      <w:pPr>
+        <w:pStyle w:val="BodyText"/>
+      </w:pPr>
+      <w:r>
+        <w:t xml:space="preserve">프리야: 논문 버전은 유령이었으니까요. 이게 진짜 시작이에요.</w:t>
+      </w:r>
+    </w:p>
+    <w:p>
+      <w:pPr>
+        <w:pStyle w:val="BodyText"/>
+      </w:pPr>
+      <w:r>
+        <w:t xml:space="preserve">노아: 좋다. 배치 제로. 또 한 번의 첫날.</w:t>
+      </w:r>
+    </w:p>
+    <w:p>
+      <w:pPr>
+        <w:pStyle w:val="BodyText"/>
+      </w:pPr>
+      <w:r>
+        <w:t xml:space="preserve">엘레나: 논문 제조법에서 뭘 바꿨어요?</w:t>
+      </w:r>
+    </w:p>
+    <w:p>
+      <w:pPr>
+        <w:pStyle w:val="BodyText"/>
+      </w:pPr>
+      <w:r>
+        <w:t xml:space="preserve">프리야: 고압 멸균에서 젤이 28퍼센트 약해졌던 거 기억하죠? 그게 제 논문의 유령이었어요. 그래서 이번엔 처음부터 젤을 더 강하게 만들었어요. 열이 젤을 망가뜨리지 못하게요.</w:t>
+      </w:r>
+    </w:p>
+    <w:p>
+      <w:pPr>
+        <w:pStyle w:val="BodyText"/>
+      </w:pPr>
+      <w:r>
+        <w:t xml:space="preserve">마커스: 어떻게 더 강하게?</w:t>
+      </w:r>
+    </w:p>
+    <w:p>
+      <w:pPr>
+        <w:pStyle w:val="BodyText"/>
+      </w:pPr>
+      <w:r>
+        <w:t xml:space="preserve">프리야: 가교를 더 많이. 더 촘촘한 그물로. 열을 견디도록.</w:t>
+      </w:r>
+    </w:p>
+    <w:p>
+      <w:pPr>
+        <w:pStyle w:val="BodyText"/>
+      </w:pPr>
+      <w:r>
+        <w:t xml:space="preserve">노아: 그리고 멸균 후에는?</w:t>
+      </w:r>
+    </w:p>
+    <w:p>
+      <w:pPr>
+        <w:pStyle w:val="BodyText"/>
+      </w:pPr>
+      <w:r>
+        <w:t xml:space="preserve">프리야: 강도의 96퍼센트를 유지했어. 96퍼센트!</w:t>
+      </w:r>
+    </w:p>
+    <w:p>
+      <w:pPr>
+        <w:pStyle w:val="BodyText"/>
+      </w:pPr>
+      <w:r>
+        <w:t xml:space="preserve">마커스: 엄청난 개선이네. 잘했어.</w:t>
+      </w:r>
+    </w:p>
+    <w:p>
+      <w:pPr>
+        <w:pStyle w:val="BodyText"/>
+      </w:pPr>
+      <w:r>
+        <w:t xml:space="preserve">엘레나: 내가 해 봐도 돼요? 주사 말이에요. 테스트 패드에.</w:t>
+      </w:r>
+    </w:p>
+    <w:p>
+      <w:pPr>
+        <w:pStyle w:val="BodyText"/>
+      </w:pPr>
+      <w:r>
+        <w:t xml:space="preserve">프리야: 해 주세요. 여기서 진짜 손을 가진 사람은 선생님뿐이에요.</w:t>
+      </w:r>
+    </w:p>
+    <w:p>
+      <w:pPr>
+        <w:pStyle w:val="BodyText"/>
+      </w:pPr>
+      <w:r>
+        <w:t xml:space="preserve">엘레나: 27게이지 바늘. 필러 표준이에요. 갑니다.</w:t>
+      </w:r>
+    </w:p>
+    <w:p>
+      <w:pPr>
+        <w:pStyle w:val="BodyText"/>
+      </w:pPr>
+      <w:r>
+        <w:t xml:space="preserve">노아: 어때요?</w:t>
+      </w:r>
+    </w:p>
+    <w:p>
+      <w:pPr>
+        <w:pStyle w:val="BodyText"/>
+      </w:pPr>
+      <w:r>
+        <w:t xml:space="preserve">엘레나: 흠. 이게… 안 나와요.</w:t>
+      </w:r>
+    </w:p>
+    <w:p>
+      <w:pPr>
+        <w:pStyle w:val="BodyText"/>
+      </w:pPr>
+      <w:r>
+        <w:t xml:space="preserve">프리야: 조금 더 세게 눌러 보세요.</w:t>
+      </w:r>
+    </w:p>
+    <w:p>
+      <w:pPr>
+        <w:pStyle w:val="BodyText"/>
+      </w:pPr>
+      <w:r>
+        <w:t xml:space="preserve">엘레나: 엄청 세게 누르고 있어요. 엄지가 하얗게 질리고 있어요.</w:t>
+      </w:r>
+    </w:p>
+    <w:p>
+      <w:pPr>
+        <w:pStyle w:val="BodyText"/>
+      </w:pPr>
+      <w:r>
+        <w:t xml:space="preserve">마커스: 조심해요. 그 주사기가—</w:t>
+      </w:r>
+    </w:p>
+    <w:p>
+      <w:pPr>
+        <w:pStyle w:val="BodyText"/>
+      </w:pPr>
+      <w:r>
+        <w:t xml:space="preserve">엘레나: 아! 바늘이 빠졌어요. 젤이 사방에.</w:t>
+      </w:r>
+    </w:p>
+    <w:p>
+      <w:pPr>
+        <w:pStyle w:val="BodyText"/>
+      </w:pPr>
+      <w:r>
+        <w:t xml:space="preserve">노아: 다들 괜찮아요?</w:t>
+      </w:r>
+    </w:p>
+    <w:p>
+      <w:pPr>
+        <w:pStyle w:val="BodyText"/>
+      </w:pPr>
+      <w:r>
+        <w:t xml:space="preserve">엘레나: 난 괜찮아요. 내 실험복은 아니고.</w:t>
+      </w:r>
+    </w:p>
+    <w:p>
+      <w:pPr>
+        <w:pStyle w:val="BodyText"/>
+      </w:pPr>
+      <w:r>
+        <w:t xml:space="preserve">프리야: 안 돼. 안 돼, 안 돼, 안 돼.</w:t>
+      </w:r>
+    </w:p>
+    <w:p>
+      <w:pPr>
+        <w:pStyle w:val="BodyText"/>
+      </w:pPr>
+      <w:r>
+        <w:t xml:space="preserve">리타: 여기 괜찮아요? 펑 소리가 들렸는데.</w:t>
+      </w:r>
+    </w:p>
+    <w:p>
+      <w:pPr>
+        <w:pStyle w:val="BodyText"/>
+      </w:pPr>
+      <w:r>
+        <w:t xml:space="preserve">마커스: 작은 사고예요. 부상자 없음. 그냥 젤 폭발.</w:t>
+      </w:r>
+    </w:p>
+    <w:p>
+      <w:pPr>
+        <w:pStyle w:val="BodyText"/>
+      </w:pPr>
+      <w:r>
+        <w:t xml:space="preserve">리타: 치우고 폐기물에 라벨 붙이세요. 규칙 아시죠.</w:t>
+      </w:r>
+    </w:p>
+    <w:p>
+      <w:pPr>
+        <w:pStyle w:val="BodyText"/>
+      </w:pPr>
+      <w:r>
+        <w:t xml:space="preserve">마커스: 네, 알겠습니다. 라벨 두 번.</w:t>
+      </w:r>
+    </w:p>
+    <w:p>
+      <w:pPr>
+        <w:pStyle w:val="BodyText"/>
+      </w:pPr>
+      <w:r>
+        <w:t xml:space="preserve">노아: 프리야. 무슨 일이야? 쉬운 말로.</w:t>
+      </w:r>
+    </w:p>
+    <w:p>
+      <w:pPr>
+        <w:pStyle w:val="BodyText"/>
+      </w:pPr>
+      <w:r>
+        <w:t xml:space="preserve">프리야: 너무 강하게 만들었어. 고압 멸균을 견디게 하려고 그물을 너무 촘촘하게 조였더니, 이제 너무 뻑뻑해서 바늘을 통과를 못 해. 문제 하나를 고치고 다른 문제를 만든 거야.</w:t>
+      </w:r>
+    </w:p>
+    <w:p>
+      <w:pPr>
+        <w:pStyle w:val="BodyText"/>
+      </w:pPr>
+      <w:r>
+        <w:t xml:space="preserve">엘레나: 치약을 빨대로 밀어 넣으려는 것 같은 거죠.</w:t>
+      </w:r>
+    </w:p>
+    <w:p>
+      <w:pPr>
+        <w:pStyle w:val="BodyText"/>
+      </w:pPr>
+      <w:r>
+        <w:t xml:space="preserve">프리야: 바로 그거예요. 꿀 같은 느낌이어야 하는데. 부드럽고 고르게.</w:t>
+      </w:r>
+    </w:p>
+    <w:p>
+      <w:pPr>
+        <w:pStyle w:val="BodyText"/>
+      </w:pPr>
+      <w:r>
+        <w:t xml:space="preserve">마커스: 그러니까 물에서 치약으로 왔네. 우리한텐 꿀이 필요하고.</w:t>
+      </w:r>
+    </w:p>
+    <w:p>
+      <w:pPr>
+        <w:pStyle w:val="BodyText"/>
+      </w:pPr>
+      <w:r>
+        <w:t xml:space="preserve">노아: 그건 어떻게 측정해요?</w:t>
+      </w:r>
+      <w:r>
+        <w:t xml:space="preserve"> </w:t>
+      </w:r>
+      <w:r>
+        <w:t xml:space="preserve">“</w:t>
+      </w:r>
+      <w:r>
+        <w:t xml:space="preserve">꿀</w:t>
+      </w:r>
+      <w:r>
+        <w:t xml:space="preserve">”</w:t>
+      </w:r>
+      <w:r>
+        <w:t xml:space="preserve">은 숫자가 아니잖아요.</w:t>
+      </w:r>
+    </w:p>
+    <w:p>
+      <w:pPr>
+        <w:pStyle w:val="BodyText"/>
+      </w:pPr>
+      <w:r>
+        <w:t xml:space="preserve">프리야: 압출력. 얼마나 세게 눌러야 하는지. 뉴턴 단위로.</w:t>
+      </w:r>
+    </w:p>
+    <w:p>
+      <w:pPr>
+        <w:pStyle w:val="BodyText"/>
+      </w:pPr>
+      <w:r>
+        <w:t xml:space="preserve">엘레나: 의사들은 바로 알아채요. 누르기 힘들면 손이 떨리고, 필러가 어디로 들어가는지 통제를 잃게 돼요. 그건 위험하니까, 대부분의 의사는 그냥 안 써요.</w:t>
+      </w:r>
+    </w:p>
+    <w:bookmarkEnd w:id="33"/>
+    <w:bookmarkStart w:id="34" w:name="장면2-원인-분석-1"/>
+    <w:p>
+      <w:pPr>
+        <w:pStyle w:val="Heading3"/>
+      </w:pPr>
+      <w:r>
+        <w:t xml:space="preserve">장면2 — 원인 분석</w:t>
+      </w:r>
+    </w:p>
+    <w:p>
+      <w:pPr>
+        <w:pStyle w:val="FirstParagraph"/>
+      </w:pPr>
+      <w:r>
+        <w:t xml:space="preserve">노아: 좋아요. 당황하지 말고. 문제를 찾아봐요. 원인이 뭘까요?</w:t>
+      </w:r>
+    </w:p>
+    <w:p>
+      <w:pPr>
+        <w:pStyle w:val="BodyText"/>
+      </w:pPr>
+      <w:r>
+        <w:t xml:space="preserve">프리야: 가능성은 세 가지야. 첫째, 가교제가 너무 많은 것.</w:t>
+      </w:r>
+    </w:p>
+    <w:p>
+      <w:pPr>
+        <w:pStyle w:val="BodyText"/>
+      </w:pPr>
+      <w:r>
+        <w:t xml:space="preserve">마커스: 더 촘촘한 그물. 그게 제일 뻔한 원인이지.</w:t>
+      </w:r>
+    </w:p>
+    <w:p>
+      <w:pPr>
+        <w:pStyle w:val="BodyText"/>
+      </w:pPr>
+      <w:r>
+        <w:t xml:space="preserve">프리야: 둘째, 입자 크기. 젤을 작은 조각으로 잘라요. 제 조각이 너무 큰 걸 수도 있어요.</w:t>
+      </w:r>
+    </w:p>
+    <w:p>
+      <w:pPr>
+        <w:pStyle w:val="BodyText"/>
+      </w:pPr>
+      <w:r>
+        <w:t xml:space="preserve">엘레나: 모래 대신 자갈을 밀어 넣는 것처럼요.</w:t>
+      </w:r>
+    </w:p>
+    <w:p>
+      <w:pPr>
+        <w:pStyle w:val="BodyText"/>
+      </w:pPr>
+      <w:r>
+        <w:t xml:space="preserve">프리야: 맞아요. 셋째, 수분 함량. 물이 부족하면 걸쭉해져요.</w:t>
+      </w:r>
+    </w:p>
+    <w:p>
+      <w:pPr>
+        <w:pStyle w:val="BodyText"/>
+      </w:pPr>
+      <w:r>
+        <w:t xml:space="preserve">노아: 용의자가 셋이네. 범인은 어떻게 찾지?</w:t>
+      </w:r>
+    </w:p>
+    <w:p>
+      <w:pPr>
+        <w:pStyle w:val="BodyText"/>
+      </w:pPr>
+      <w:r>
+        <w:t xml:space="preserve">프리야: 한 번에 하나만 바꿔. 절대 두 개는 안 돼. 가교제랑 입자 크기를 같이 바꿨는데 효과가 있으면, 어떤 변화가 문제를 고쳤는지, 어느 쪽을 유지해야 할지 알 수가 없어.</w:t>
+      </w:r>
+    </w:p>
+    <w:p>
+      <w:pPr>
+        <w:pStyle w:val="BodyText"/>
+      </w:pPr>
+      <w:r>
+        <w:t xml:space="preserve">마커스: 생산도 똑같아. 한 번에 변수 하나.</w:t>
+      </w:r>
+    </w:p>
+    <w:p>
+      <w:pPr>
+        <w:pStyle w:val="BodyText"/>
+      </w:pPr>
+      <w:r>
+        <w:t xml:space="preserve">노아: 시험 하나에 얼마나 걸려?</w:t>
+      </w:r>
+    </w:p>
+    <w:p>
+      <w:pPr>
+        <w:pStyle w:val="BodyText"/>
+      </w:pPr>
+      <w:r>
+        <w:t xml:space="preserve">프리야: 젤 만드는 데 이틀. 멸균 하루. 측정 반나절.</w:t>
+      </w:r>
+    </w:p>
+    <w:p>
+      <w:pPr>
+        <w:pStyle w:val="BodyText"/>
+      </w:pPr>
+      <w:r>
+        <w:t xml:space="preserve">마커스: 그리고 고압 멸균기는 공용이야. 일주일 전에 예약해야 해.</w:t>
+      </w:r>
+    </w:p>
+    <w:p>
+      <w:pPr>
+        <w:pStyle w:val="BodyText"/>
+      </w:pPr>
+      <w:r>
+        <w:t xml:space="preserve">노아: 그럼 시험 하나에 일주일쯤. 용의자 셋이면 3주.</w:t>
+      </w:r>
+    </w:p>
+    <w:p>
+      <w:pPr>
+        <w:pStyle w:val="BodyText"/>
+      </w:pPr>
+      <w:r>
+        <w:t xml:space="preserve">프리야: 운이 좋으면. 운이 나쁘면 조합까지 봐야 해. 6주.</w:t>
+      </w:r>
+    </w:p>
+    <w:p>
+      <w:pPr>
+        <w:pStyle w:val="BodyText"/>
+      </w:pPr>
+      <w:r>
+        <w:t xml:space="preserve">엘레나: 동시에 돌릴 수 있어요? 배치 세 개를 한 번에?</w:t>
+      </w:r>
+    </w:p>
+    <w:p>
+      <w:pPr>
+        <w:pStyle w:val="BodyText"/>
+      </w:pPr>
+      <w:r>
+        <w:t xml:space="preserve">프리야: 실험대 하나에 화학자 하나로요? 사실상 안 돼요.</w:t>
+      </w:r>
+    </w:p>
+    <w:p>
+      <w:pPr>
+        <w:pStyle w:val="BodyText"/>
+      </w:pPr>
+      <w:r>
+        <w:t xml:space="preserve">마커스: 그게 우리 병목이야. 화학이 아니라 처리 능력. 프리야는 뭘 시험해야 할지 알아. 그런데 실험대 하나에 일주일에 멸균기 예약 한 번이면, 모든 게 한 사람 뒤에 줄을 서서 기다리는 거지.</w:t>
+      </w:r>
+    </w:p>
+    <w:p>
+      <w:pPr>
+        <w:pStyle w:val="BodyText"/>
+      </w:pPr>
+      <w:r>
+        <w:t xml:space="preserve">노아: 병목. 하나가 전체를 느리게 만든다는 거죠.</w:t>
+      </w:r>
+    </w:p>
+    <w:p>
+      <w:pPr>
+        <w:pStyle w:val="BodyText"/>
+      </w:pPr>
+      <w:r>
+        <w:t xml:space="preserve">마커스: 바로 그거야. 보급로의 좁은 다리 하나처럼.</w:t>
+      </w:r>
+    </w:p>
+    <w:p>
+      <w:pPr>
+        <w:pStyle w:val="BodyText"/>
+      </w:pPr>
+      <w:r>
+        <w:t xml:space="preserve">엘레나: 그럼 화학자가 한 명 더 필요하고, 공간도 더 필요하네요.</w:t>
+      </w:r>
+    </w:p>
+    <w:p>
+      <w:pPr>
+        <w:pStyle w:val="BodyText"/>
+      </w:pPr>
+      <w:r>
+        <w:t xml:space="preserve">노아: 올해 채용 한 명은 예산에 있어요. 지금 해야 할지도 모르겠네요.</w:t>
+      </w:r>
+    </w:p>
+    <w:p>
+      <w:pPr>
+        <w:pStyle w:val="BodyText"/>
+      </w:pPr>
+      <w:r>
+        <w:t xml:space="preserve">프리야: 공정 화학자. 젤을 설계만 하는 게 아니라 실제로 만드는 사람.</w:t>
+      </w:r>
+    </w:p>
+    <w:p>
+      <w:pPr>
+        <w:pStyle w:val="BodyText"/>
+      </w:pPr>
+      <w:r>
+        <w:t xml:space="preserve">마커스: 리타한테 실험대 하나 더 물어볼게.</w:t>
+      </w:r>
+    </w:p>
+    <w:p>
+      <w:pPr>
+        <w:pStyle w:val="BodyText"/>
+      </w:pPr>
+      <w:r>
+        <w:t xml:space="preserve">노아: 그동안 프리야는 1번 용의자부터 시작하는 거지?</w:t>
+      </w:r>
+    </w:p>
+    <w:p>
+      <w:pPr>
+        <w:pStyle w:val="BodyText"/>
+      </w:pPr>
+      <w:r>
+        <w:t xml:space="preserve">프리야: 아니. 2번 용의자. 입자 크기.</w:t>
+      </w:r>
+    </w:p>
+    <w:p>
+      <w:pPr>
+        <w:pStyle w:val="BodyText"/>
+      </w:pPr>
+      <w:r>
+        <w:t xml:space="preserve">노아: 왜 가교제가 아니야? 그게 제일 뻔한 건데.</w:t>
+      </w:r>
+    </w:p>
+    <w:p>
+      <w:pPr>
+        <w:pStyle w:val="BodyText"/>
+      </w:pPr>
+      <w:r>
+        <w:t xml:space="preserve">프리야: 가교가 바로 28퍼센트 문제를 고친 거니까. 그걸 먼저 줄이면 꿀은 얻을 수 있겠지만, 그러면 고압 멸균이 젤을 다시 약하게 만들고, 우린 그 유령으로 돌아가는 거야.</w:t>
+      </w:r>
+    </w:p>
+    <w:p>
+      <w:pPr>
+        <w:pStyle w:val="BodyText"/>
+      </w:pPr>
+      <w:r>
+        <w:t xml:space="preserve">엘레나: 현명하네요. 되는 건 지키고, 안 되는 걸 고치고.</w:t>
+      </w:r>
+    </w:p>
+    <w:p>
+      <w:pPr>
+        <w:pStyle w:val="BodyText"/>
+      </w:pPr>
+      <w:r>
+        <w:t xml:space="preserve">마커스: 그건 화학 말고도 좋은 원칙이야.</w:t>
+      </w:r>
+    </w:p>
+    <w:p>
+      <w:pPr>
+        <w:pStyle w:val="BodyText"/>
+      </w:pPr>
+      <w:r>
+        <w:t xml:space="preserve">노아: 원칙 3번으로 할까요?</w:t>
+      </w:r>
+      <w:r>
+        <w:t xml:space="preserve"> </w:t>
+      </w:r>
+      <w:r>
+        <w:t xml:space="preserve">“</w:t>
+      </w:r>
+      <w:r>
+        <w:t xml:space="preserve">되는 건 지켜라.</w:t>
+      </w:r>
+      <w:r>
+        <w:t xml:space="preserve">”</w:t>
+      </w:r>
+    </w:p>
+    <w:bookmarkEnd w:id="34"/>
+    <w:bookmarkStart w:id="35" w:name="절정전환-오후-4시-두-번째-시도-1"/>
+    <w:p>
+      <w:pPr>
+        <w:pStyle w:val="Heading3"/>
+      </w:pPr>
+      <w:r>
+        <w:t xml:space="preserve">절정·전환 — 오후 4시, 두 번째 시도</w:t>
+      </w:r>
+    </w:p>
+    <w:p>
+      <w:pPr>
+        <w:pStyle w:val="FirstParagraph"/>
+      </w:pPr>
+      <w:r>
+        <w:t xml:space="preserve">프리야: 좋아. 점심 때 아이디어가 하나 떠올랐어. 빠른 시험.</w:t>
+      </w:r>
+    </w:p>
+    <w:p>
+      <w:pPr>
+        <w:pStyle w:val="BodyText"/>
+      </w:pPr>
+      <w:r>
+        <w:t xml:space="preserve">마커스: 얼마나 빠르게?</w:t>
+      </w:r>
+    </w:p>
+    <w:p>
+      <w:pPr>
+        <w:pStyle w:val="BodyText"/>
+      </w:pPr>
+      <w:r>
+        <w:t xml:space="preserve">프리야: 배치 제로 일부를 더 촘촘한 체에 통과시켰어요. 입자를 더 작게.</w:t>
+      </w:r>
+    </w:p>
+    <w:p>
+      <w:pPr>
+        <w:pStyle w:val="BodyText"/>
+      </w:pPr>
+      <w:r>
+        <w:t xml:space="preserve">엘레나: 새 배치를 안 만들고요?</w:t>
+      </w:r>
+    </w:p>
+    <w:p>
+      <w:pPr>
+        <w:pStyle w:val="BodyText"/>
+      </w:pPr>
+      <w:r>
+        <w:t xml:space="preserve">프리야: 같은 젤이에요. 같은 가교. 입자 크기만 바꿨어요.</w:t>
+      </w:r>
+    </w:p>
+    <w:p>
+      <w:pPr>
+        <w:pStyle w:val="BodyText"/>
+      </w:pPr>
+      <w:r>
+        <w:t xml:space="preserve">노아: 한 번에 변수 하나. 대단하다.</w:t>
+      </w:r>
+    </w:p>
+    <w:p>
+      <w:pPr>
+        <w:pStyle w:val="BodyText"/>
+      </w:pPr>
+      <w:r>
+        <w:t xml:space="preserve">프리야: 아직 멸균을 안 했으니까 진짜 결과는 아니야. 논문 젤 때처럼 고압 멸균이 모든 걸 바꿀 수도 있어. 그러니까 이건 답이 아니라 힌트로 봐 줘.</w:t>
+      </w:r>
+    </w:p>
+    <w:p>
+      <w:pPr>
+        <w:pStyle w:val="BodyText"/>
+      </w:pPr>
+      <w:r>
+        <w:t xml:space="preserve">엘레나: 해 봐도 돼요? 이번엔 새 실험복 입고요.</w:t>
+      </w:r>
+    </w:p>
+    <w:p>
+      <w:pPr>
+        <w:pStyle w:val="BodyText"/>
+      </w:pPr>
+      <w:r>
+        <w:t xml:space="preserve">마커스: 보안경도요, 선생님. 부탁해요.</w:t>
+      </w:r>
+    </w:p>
+    <w:p>
+      <w:pPr>
+        <w:pStyle w:val="BodyText"/>
+      </w:pPr>
+      <w:r>
+        <w:t xml:space="preserve">엘레나: 보안경 착용. 27게이지. 다시 갑니다.</w:t>
+      </w:r>
+    </w:p>
+    <w:p>
+      <w:pPr>
+        <w:pStyle w:val="BodyText"/>
+      </w:pPr>
+      <w:r>
+        <w:t xml:space="preserve">노아: 그래서요?</w:t>
+      </w:r>
+    </w:p>
+    <w:p>
+      <w:pPr>
+        <w:pStyle w:val="BodyText"/>
+      </w:pPr>
+      <w:r>
+        <w:t xml:space="preserve">엘레나: 나와요. 이거… 진짜 부드러워요. 완벽하진 않지만, 부드러워요.</w:t>
+      </w:r>
+    </w:p>
+    <w:p>
+      <w:pPr>
+        <w:pStyle w:val="BodyText"/>
+      </w:pPr>
+      <w:r>
+        <w:t xml:space="preserve">프리야: 느낌이 어때요? 솔직하게요.</w:t>
+      </w:r>
+    </w:p>
+    <w:p>
+      <w:pPr>
+        <w:pStyle w:val="BodyText"/>
+      </w:pPr>
+      <w:r>
+        <w:t xml:space="preserve">엘레나: 냉장고에 넣어 둔 꿀 같아요. 좀 되직해서 엄지에 힘이 생각보다 더 들어가요. 그래도 처음부터 끝까지 통제가 돼요. 그게 중요한 거죠. 쓸 만해요.</w:t>
+      </w:r>
+    </w:p>
+    <w:p>
+      <w:pPr>
+        <w:pStyle w:val="BodyText"/>
+      </w:pPr>
+      <w:r>
+        <w:t xml:space="preserve">마커스: 차가운 꿀. 그 정도면 진전이야.</w:t>
+      </w:r>
+    </w:p>
+    <w:p>
+      <w:pPr>
+        <w:pStyle w:val="BodyText"/>
+      </w:pPr>
+      <w:r>
+        <w:t xml:space="preserve">노아: 그럼 입자 크기가 주범이었던 거야?</w:t>
+      </w:r>
+    </w:p>
+    <w:p>
+      <w:pPr>
+        <w:pStyle w:val="BodyText"/>
+      </w:pPr>
+      <w:r>
+        <w:t xml:space="preserve">프리야: 범인 중 하나일 수 있어. 진짜 시험이 필요해. 멸균하고 측정까지.</w:t>
+      </w:r>
+    </w:p>
+    <w:p>
+      <w:pPr>
+        <w:pStyle w:val="BodyText"/>
+      </w:pPr>
+      <w:r>
+        <w:t xml:space="preserve">노아: 다음 주?</w:t>
+      </w:r>
+    </w:p>
+    <w:p>
+      <w:pPr>
+        <w:pStyle w:val="BodyText"/>
+      </w:pPr>
+      <w:r>
+        <w:t xml:space="preserve">프리야: 고압 멸균기가 목요일까지 예약이 차 있어. 그러니까 다음 주 금요일.</w:t>
+      </w:r>
+    </w:p>
+    <w:p>
+      <w:pPr>
+        <w:pStyle w:val="BodyText"/>
+      </w:pPr>
+      <w:r>
+        <w:t xml:space="preserve">마커스: 두 번째 고압 멸균기를 찾아볼게. 둘은 하나니까.</w:t>
+      </w:r>
+    </w:p>
+    <w:p>
+      <w:pPr>
+        <w:pStyle w:val="BodyText"/>
+      </w:pPr>
+      <w:r>
+        <w:t xml:space="preserve">엘레나: 당연히 그러시겠죠.</w:t>
+      </w:r>
+    </w:p>
+    <w:p>
+      <w:pPr>
+        <w:pStyle w:val="BodyText"/>
+      </w:pPr>
+      <w:r>
+        <w:t xml:space="preserve">노아: 이거 투자자 업데이트에 써도 돼?</w:t>
+      </w:r>
+      <w:r>
+        <w:t xml:space="preserve"> </w:t>
+      </w:r>
+      <w:r>
+        <w:t xml:space="preserve">“</w:t>
+      </w:r>
+      <w:r>
+        <w:t xml:space="preserve">압출 문제 진전</w:t>
+      </w:r>
+      <w:r>
+        <w:t xml:space="preserve">”</w:t>
+      </w:r>
+      <w:r>
+        <w:t xml:space="preserve">?</w:t>
+      </w:r>
+    </w:p>
+    <w:p>
+      <w:pPr>
+        <w:pStyle w:val="BodyText"/>
+      </w:pPr>
+      <w:r>
+        <w:t xml:space="preserve">프리야:</w:t>
+      </w:r>
+      <w:r>
+        <w:t xml:space="preserve"> </w:t>
+      </w:r>
+      <w:r>
+        <w:t xml:space="preserve">“</w:t>
+      </w:r>
+      <w:r>
+        <w:t xml:space="preserve">초기 신호. 아직 미확인.</w:t>
+      </w:r>
+      <w:r>
+        <w:t xml:space="preserve">”</w:t>
+      </w:r>
+      <w:r>
+        <w:t xml:space="preserve"> </w:t>
+      </w:r>
+      <w:r>
+        <w:t xml:space="preserve">정확히 그렇게 써.</w:t>
+      </w:r>
+    </w:p>
+    <w:p>
+      <w:pPr>
+        <w:pStyle w:val="BodyText"/>
+      </w:pPr>
+      <w:r>
+        <w:t xml:space="preserve">노아:</w:t>
+      </w:r>
+      <w:r>
+        <w:t xml:space="preserve"> </w:t>
+      </w:r>
+      <w:r>
+        <w:t xml:space="preserve">“</w:t>
+      </w:r>
+      <w:r>
+        <w:t xml:space="preserve">초기 신호. 아직 미확인.</w:t>
+      </w:r>
+      <w:r>
+        <w:t xml:space="preserve">”</w:t>
+      </w:r>
+      <w:r>
+        <w:t xml:space="preserve"> </w:t>
+      </w:r>
+      <w:r>
+        <w:t xml:space="preserve">알겠어. 일레인이 좋아하겠다.</w:t>
+      </w:r>
+    </w:p>
+    <w:p>
+      <w:pPr>
+        <w:pStyle w:val="BodyText"/>
+      </w:pPr>
+      <w:r>
+        <w:t xml:space="preserve">엘레나: 그분은 좋은 소식보다 정직함을 더 좋아해요. 기억해요.</w:t>
+      </w:r>
+    </w:p>
+    <w:bookmarkEnd w:id="35"/>
+    <w:bookmarkStart w:id="36" w:name="마무리-diane의-전화-1"/>
+    <w:p>
+      <w:pPr>
+        <w:pStyle w:val="Heading3"/>
+      </w:pPr>
+      <w:r>
+        <w:t xml:space="preserve">마무리 — Diane의 전화</w:t>
+      </w:r>
+    </w:p>
+    <w:p>
+      <w:pPr>
+        <w:pStyle w:val="FirstParagraph"/>
+      </w:pPr>
+      <w:r>
+        <w:t xml:space="preserve">노아: 잠깐만요. 다이앤이에요. 여보세요?</w:t>
+      </w:r>
+    </w:p>
+    <w:p>
+      <w:pPr>
+        <w:pStyle w:val="BodyText"/>
+      </w:pPr>
+      <w:r>
+        <w:t xml:space="preserve">다이앤: 노아. 팀원들 거기 있어요? 스피커로 해 줘요.</w:t>
+      </w:r>
+    </w:p>
+    <w:p>
+      <w:pPr>
+        <w:pStyle w:val="BodyText"/>
+      </w:pPr>
+      <w:r>
+        <w:t xml:space="preserve">노아: 스피커예요. 다 여기 있어요.</w:t>
+      </w:r>
+    </w:p>
+    <w:p>
+      <w:pPr>
+        <w:pStyle w:val="BodyText"/>
+      </w:pPr>
+      <w:r>
+        <w:t xml:space="preserve">다이앤: 오늘 오후에 편지를 받았어요. 할번 법무팀에서요.</w:t>
+      </w:r>
+    </w:p>
+    <w:p>
+      <w:pPr>
+        <w:pStyle w:val="BodyText"/>
+      </w:pPr>
+      <w:r>
+        <w:t xml:space="preserve">프리야: 저에 관한 거예요?</w:t>
+      </w:r>
+    </w:p>
+    <w:p>
+      <w:pPr>
+        <w:pStyle w:val="BodyText"/>
+      </w:pPr>
+      <w:r>
+        <w:t xml:space="preserve">다이앤: 노아에 관한 거예요. 경업금지 조항을 상기시키는 내용이에요. 아주 정중하고, 아주 차가워요.</w:t>
+      </w:r>
+    </w:p>
+    <w:p>
+      <w:pPr>
+        <w:pStyle w:val="BodyText"/>
+      </w:pPr>
+      <w:r>
+        <w:t xml:space="preserve">마커스: 소송이에요?</w:t>
+      </w:r>
+    </w:p>
+    <w:p>
+      <w:pPr>
+        <w:pStyle w:val="BodyText"/>
+      </w:pPr>
+      <w:r>
+        <w:t xml:space="preserve">다이앤: 아니요. 경고 사격이에요. 지켜보고 있다는 걸 알리고 싶은 거죠. 진짜 증거가 있었다면 벌써 소송을 걸었을 거예요. 이런 편지는 그쪽엔 비용이 거의 안 들고, 여러분은 긴장하게 만들죠.</w:t>
+      </w:r>
+    </w:p>
+    <w:p>
+      <w:pPr>
+        <w:pStyle w:val="BodyText"/>
+      </w:pPr>
+      <w:r>
+        <w:t xml:space="preserve">노아: 톰이</w:t>
+      </w:r>
+      <w:r>
+        <w:t xml:space="preserve"> </w:t>
+      </w:r>
+      <w:r>
+        <w:t xml:space="preserve">“</w:t>
+      </w:r>
+      <w:r>
+        <w:t xml:space="preserve">계약서 확인해 봐</w:t>
+      </w:r>
+      <w:r>
+        <w:t xml:space="preserve">”</w:t>
+      </w:r>
+      <w:r>
+        <w:t xml:space="preserve">라고 했어요. 3주 전에.</w:t>
+      </w:r>
+    </w:p>
+    <w:p>
+      <w:pPr>
+        <w:pStyle w:val="BodyText"/>
+      </w:pPr>
+      <w:r>
+        <w:t xml:space="preserve">다이앤: 그럼 이게 그 후속 조치네요. 답장 초안을 쓸게요. 침착하고 짧게.</w:t>
+      </w:r>
+    </w:p>
+    <w:p>
+      <w:pPr>
+        <w:pStyle w:val="BodyText"/>
+      </w:pPr>
+      <w:r>
+        <w:t xml:space="preserve">엘레나: 우리가 뭘 다르게 해야 해요?</w:t>
+      </w:r>
+    </w:p>
+    <w:p>
+      <w:pPr>
+        <w:pStyle w:val="BodyText"/>
+      </w:pPr>
+      <w:r>
+        <w:t xml:space="preserve">다이앤: 아무것도요. 손을 깨끗이 하세요. 연구만. 판매도, 고객도, 클리닉과의 제품 이야기도 금지예요. 연구만 하는 한, 그쪽 경업금지 조항이 붙잡을 게 훨씬 적어요.</w:t>
+      </w:r>
+    </w:p>
+    <w:p>
+      <w:pPr>
+        <w:pStyle w:val="BodyText"/>
+      </w:pPr>
+      <w:r>
+        <w:t xml:space="preserve">노아: 팔 수 있는 게 없어요. 아직 바늘도 통과를 못 하는데요.</w:t>
+      </w:r>
+    </w:p>
+    <w:p>
+      <w:pPr>
+        <w:pStyle w:val="BodyText"/>
+      </w:pPr>
+      <w:r>
+        <w:t xml:space="preserve">다이앤: 좋아요. 그거 적어 둬요. 아니, 적지 말고. 그냥 연구만 계속해요.</w:t>
+      </w:r>
+    </w:p>
+    <w:p>
+      <w:pPr>
+        <w:pStyle w:val="BodyText"/>
+      </w:pPr>
+      <w:r>
+        <w:t xml:space="preserve">프리야: 치약이냐 꿀이냐예요, 다이앤. 저흰 꿀을 만드는 중이에요.</w:t>
+      </w:r>
+    </w:p>
+    <w:bookmarkEnd w:id="36"/>
+    <w:bookmarkEnd w:id="37"/>
+    <w:bookmarkEnd w:id="38"/>
     <w:sectPr/>
   </w:body>
 </w:document>
@@ -3724,583 +3671,8 @@
       </w:pPr>
     </w:lvl>
   </w:abstractNum>
-  <w:abstractNum w:abstractNumId="99411">
-    <w:nsid w:val="A99411"/>
-    <w:multiLevelType w:val="multilevel"/>
-    <w:lvl w:ilvl="0">
-      <w:start w:val="1"/>
-      <w:numFmt w:val="decimal"/>
-      <w:lvlText w:val="%1."/>
-      <w:lvlJc w:val="left"/>
-      <w:pPr>
-        <w:ind w:left="720" w:hanging="480"/>
-      </w:pPr>
-    </w:lvl>
-    <w:lvl w:ilvl="1">
-      <w:start w:val="1"/>
-      <w:numFmt w:val="decimal"/>
-      <w:lvlText w:val="%2."/>
-      <w:lvlJc w:val="left"/>
-      <w:pPr>
-        <w:ind w:left="1440" w:hanging="480"/>
-      </w:pPr>
-    </w:lvl>
-    <w:lvl w:ilvl="2">
-      <w:start w:val="1"/>
-      <w:numFmt w:val="decimal"/>
-      <w:lvlText w:val="%3."/>
-      <w:lvlJc w:val="left"/>
-      <w:pPr>
-        <w:ind w:left="2160" w:hanging="480"/>
-      </w:pPr>
-    </w:lvl>
-    <w:lvl w:ilvl="3">
-      <w:start w:val="1"/>
-      <w:numFmt w:val="decimal"/>
-      <w:lvlText w:val="%4."/>
-      <w:lvlJc w:val="left"/>
-      <w:pPr>
-        <w:ind w:left="2880" w:hanging="480"/>
-      </w:pPr>
-    </w:lvl>
-    <w:lvl w:ilvl="4">
-      <w:start w:val="1"/>
-      <w:numFmt w:val="decimal"/>
-      <w:lvlText w:val="%5."/>
-      <w:lvlJc w:val="left"/>
-      <w:pPr>
-        <w:ind w:left="3600" w:hanging="480"/>
-      </w:pPr>
-    </w:lvl>
-    <w:lvl w:ilvl="5">
-      <w:start w:val="1"/>
-      <w:numFmt w:val="decimal"/>
-      <w:lvlText w:val="%6."/>
-      <w:lvlJc w:val="left"/>
-      <w:pPr>
-        <w:ind w:left="4320" w:hanging="480"/>
-      </w:pPr>
-    </w:lvl>
-    <w:lvl w:ilvl="6">
-      <w:start w:val="1"/>
-      <w:numFmt w:val="decimal"/>
-      <w:lvlText w:val="%7."/>
-      <w:lvlJc w:val="left"/>
-      <w:pPr>
-        <w:ind w:left="5040" w:hanging="480"/>
-      </w:pPr>
-    </w:lvl>
-    <w:lvl w:ilvl="7">
-      <w:start w:val="1"/>
-      <w:numFmt w:val="decimal"/>
-      <w:lvlText w:val="%8."/>
-      <w:lvlJc w:val="left"/>
-      <w:pPr>
-        <w:ind w:left="5760" w:hanging="480"/>
-      </w:pPr>
-    </w:lvl>
-    <w:lvl w:ilvl="8">
-      <w:start w:val="1"/>
-      <w:numFmt w:val="decimal"/>
-      <w:lvlText w:val="%9."/>
-      <w:lvlJc w:val="left"/>
-      <w:pPr>
-        <w:ind w:left="6480" w:hanging="480"/>
-      </w:pPr>
-    </w:lvl>
-  </w:abstractNum>
-  <w:abstractNum w:abstractNumId="994116">
-    <w:nsid w:val="A994116"/>
-    <w:multiLevelType w:val="multilevel"/>
-    <w:lvl w:ilvl="0">
-      <w:start w:val="16"/>
-      <w:numFmt w:val="decimal"/>
-      <w:lvlText w:val="%1."/>
-      <w:lvlJc w:val="left"/>
-      <w:pPr>
-        <w:ind w:left="720" w:hanging="480"/>
-      </w:pPr>
-    </w:lvl>
-    <w:lvl w:ilvl="1">
-      <w:start w:val="16"/>
-      <w:numFmt w:val="decimal"/>
-      <w:lvlText w:val="%2."/>
-      <w:lvlJc w:val="left"/>
-      <w:pPr>
-        <w:ind w:left="1440" w:hanging="480"/>
-      </w:pPr>
-    </w:lvl>
-    <w:lvl w:ilvl="2">
-      <w:start w:val="16"/>
-      <w:numFmt w:val="decimal"/>
-      <w:lvlText w:val="%3."/>
-      <w:lvlJc w:val="left"/>
-      <w:pPr>
-        <w:ind w:left="2160" w:hanging="480"/>
-      </w:pPr>
-    </w:lvl>
-    <w:lvl w:ilvl="3">
-      <w:start w:val="16"/>
-      <w:numFmt w:val="decimal"/>
-      <w:lvlText w:val="%4."/>
-      <w:lvlJc w:val="left"/>
-      <w:pPr>
-        <w:ind w:left="2880" w:hanging="480"/>
-      </w:pPr>
-    </w:lvl>
-    <w:lvl w:ilvl="4">
-      <w:start w:val="16"/>
-      <w:numFmt w:val="decimal"/>
-      <w:lvlText w:val="%5."/>
-      <w:lvlJc w:val="left"/>
-      <w:pPr>
-        <w:ind w:left="3600" w:hanging="480"/>
-      </w:pPr>
-    </w:lvl>
-    <w:lvl w:ilvl="5">
-      <w:start w:val="16"/>
-      <w:numFmt w:val="decimal"/>
-      <w:lvlText w:val="%6."/>
-      <w:lvlJc w:val="left"/>
-      <w:pPr>
-        <w:ind w:left="4320" w:hanging="480"/>
-      </w:pPr>
-    </w:lvl>
-    <w:lvl w:ilvl="6">
-      <w:start w:val="16"/>
-      <w:numFmt w:val="decimal"/>
-      <w:lvlText w:val="%7."/>
-      <w:lvlJc w:val="left"/>
-      <w:pPr>
-        <w:ind w:left="5040" w:hanging="480"/>
-      </w:pPr>
-    </w:lvl>
-    <w:lvl w:ilvl="7">
-      <w:start w:val="16"/>
-      <w:numFmt w:val="decimal"/>
-      <w:lvlText w:val="%8."/>
-      <w:lvlJc w:val="left"/>
-      <w:pPr>
-        <w:ind w:left="5760" w:hanging="480"/>
-      </w:pPr>
-    </w:lvl>
-    <w:lvl w:ilvl="8">
-      <w:start w:val="16"/>
-      <w:numFmt w:val="decimal"/>
-      <w:lvlText w:val="%9."/>
-      <w:lvlJc w:val="left"/>
-      <w:pPr>
-        <w:ind w:left="6480" w:hanging="480"/>
-      </w:pPr>
-    </w:lvl>
-  </w:abstractNum>
-  <w:abstractNum w:abstractNumId="994151">
-    <w:nsid w:val="A994151"/>
-    <w:multiLevelType w:val="multilevel"/>
-    <w:lvl w:ilvl="0">
-      <w:start w:val="51"/>
-      <w:numFmt w:val="decimal"/>
-      <w:lvlText w:val="%1."/>
-      <w:lvlJc w:val="left"/>
-      <w:pPr>
-        <w:ind w:left="720" w:hanging="480"/>
-      </w:pPr>
-    </w:lvl>
-    <w:lvl w:ilvl="1">
-      <w:start w:val="51"/>
-      <w:numFmt w:val="decimal"/>
-      <w:lvlText w:val="%2."/>
-      <w:lvlJc w:val="left"/>
-      <w:pPr>
-        <w:ind w:left="1440" w:hanging="480"/>
-      </w:pPr>
-    </w:lvl>
-    <w:lvl w:ilvl="2">
-      <w:start w:val="51"/>
-      <w:numFmt w:val="decimal"/>
-      <w:lvlText w:val="%3."/>
-      <w:lvlJc w:val="left"/>
-      <w:pPr>
-        <w:ind w:left="2160" w:hanging="480"/>
-      </w:pPr>
-    </w:lvl>
-    <w:lvl w:ilvl="3">
-      <w:start w:val="51"/>
-      <w:numFmt w:val="decimal"/>
-      <w:lvlText w:val="%4."/>
-      <w:lvlJc w:val="left"/>
-      <w:pPr>
-        <w:ind w:left="2880" w:hanging="480"/>
-      </w:pPr>
-    </w:lvl>
-    <w:lvl w:ilvl="4">
-      <w:start w:val="51"/>
-      <w:numFmt w:val="decimal"/>
-      <w:lvlText w:val="%5."/>
-      <w:lvlJc w:val="left"/>
-      <w:pPr>
-        <w:ind w:left="3600" w:hanging="480"/>
-      </w:pPr>
-    </w:lvl>
-    <w:lvl w:ilvl="5">
-      <w:start w:val="51"/>
-      <w:numFmt w:val="decimal"/>
-      <w:lvlText w:val="%6."/>
-      <w:lvlJc w:val="left"/>
-      <w:pPr>
-        <w:ind w:left="4320" w:hanging="480"/>
-      </w:pPr>
-    </w:lvl>
-    <w:lvl w:ilvl="6">
-      <w:start w:val="51"/>
-      <w:numFmt w:val="decimal"/>
-      <w:lvlText w:val="%7."/>
-      <w:lvlJc w:val="left"/>
-      <w:pPr>
-        <w:ind w:left="5040" w:hanging="480"/>
-      </w:pPr>
-    </w:lvl>
-    <w:lvl w:ilvl="7">
-      <w:start w:val="51"/>
-      <w:numFmt w:val="decimal"/>
-      <w:lvlText w:val="%8."/>
-      <w:lvlJc w:val="left"/>
-      <w:pPr>
-        <w:ind w:left="5760" w:hanging="480"/>
-      </w:pPr>
-    </w:lvl>
-    <w:lvl w:ilvl="8">
-      <w:start w:val="51"/>
-      <w:numFmt w:val="decimal"/>
-      <w:lvlText w:val="%9."/>
-      <w:lvlJc w:val="left"/>
-      <w:pPr>
-        <w:ind w:left="6480" w:hanging="480"/>
-      </w:pPr>
-    </w:lvl>
-  </w:abstractNum>
-  <w:abstractNum w:abstractNumId="994181">
-    <w:nsid w:val="A994181"/>
-    <w:multiLevelType w:val="multilevel"/>
-    <w:lvl w:ilvl="0">
-      <w:start w:val="81"/>
-      <w:numFmt w:val="decimal"/>
-      <w:lvlText w:val="%1."/>
-      <w:lvlJc w:val="left"/>
-      <w:pPr>
-        <w:ind w:left="720" w:hanging="480"/>
-      </w:pPr>
-    </w:lvl>
-    <w:lvl w:ilvl="1">
-      <w:start w:val="81"/>
-      <w:numFmt w:val="decimal"/>
-      <w:lvlText w:val="%2."/>
-      <w:lvlJc w:val="left"/>
-      <w:pPr>
-        <w:ind w:left="1440" w:hanging="480"/>
-      </w:pPr>
-    </w:lvl>
-    <w:lvl w:ilvl="2">
-      <w:start w:val="81"/>
-      <w:numFmt w:val="decimal"/>
-      <w:lvlText w:val="%3."/>
-      <w:lvlJc w:val="left"/>
-      <w:pPr>
-        <w:ind w:left="2160" w:hanging="480"/>
-      </w:pPr>
-    </w:lvl>
-    <w:lvl w:ilvl="3">
-      <w:start w:val="81"/>
-      <w:numFmt w:val="decimal"/>
-      <w:lvlText w:val="%4."/>
-      <w:lvlJc w:val="left"/>
-      <w:pPr>
-        <w:ind w:left="2880" w:hanging="480"/>
-      </w:pPr>
-    </w:lvl>
-    <w:lvl w:ilvl="4">
-      <w:start w:val="81"/>
-      <w:numFmt w:val="decimal"/>
-      <w:lvlText w:val="%5."/>
-      <w:lvlJc w:val="left"/>
-      <w:pPr>
-        <w:ind w:left="3600" w:hanging="480"/>
-      </w:pPr>
-    </w:lvl>
-    <w:lvl w:ilvl="5">
-      <w:start w:val="81"/>
-      <w:numFmt w:val="decimal"/>
-      <w:lvlText w:val="%6."/>
-      <w:lvlJc w:val="left"/>
-      <w:pPr>
-        <w:ind w:left="4320" w:hanging="480"/>
-      </w:pPr>
-    </w:lvl>
-    <w:lvl w:ilvl="6">
-      <w:start w:val="81"/>
-      <w:numFmt w:val="decimal"/>
-      <w:lvlText w:val="%7."/>
-      <w:lvlJc w:val="left"/>
-      <w:pPr>
-        <w:ind w:left="5040" w:hanging="480"/>
-      </w:pPr>
-    </w:lvl>
-    <w:lvl w:ilvl="7">
-      <w:start w:val="81"/>
-      <w:numFmt w:val="decimal"/>
-      <w:lvlText w:val="%8."/>
-      <w:lvlJc w:val="left"/>
-      <w:pPr>
-        <w:ind w:left="5760" w:hanging="480"/>
-      </w:pPr>
-    </w:lvl>
-    <w:lvl w:ilvl="8">
-      <w:start w:val="81"/>
-      <w:numFmt w:val="decimal"/>
-      <w:lvlText w:val="%9."/>
-      <w:lvlJc w:val="left"/>
-      <w:pPr>
-        <w:ind w:left="6480" w:hanging="480"/>
-      </w:pPr>
-    </w:lvl>
-  </w:abstractNum>
-  <w:abstractNum w:abstractNumId="9941106">
-    <w:nsid w:val="A9941106"/>
-    <w:multiLevelType w:val="multilevel"/>
-    <w:lvl w:ilvl="0">
-      <w:start w:val="106"/>
-      <w:numFmt w:val="decimal"/>
-      <w:lvlText w:val="%1."/>
-      <w:lvlJc w:val="left"/>
-      <w:pPr>
-        <w:ind w:left="720" w:hanging="480"/>
-      </w:pPr>
-    </w:lvl>
-    <w:lvl w:ilvl="1">
-      <w:start w:val="106"/>
-      <w:numFmt w:val="decimal"/>
-      <w:lvlText w:val="%2."/>
-      <w:lvlJc w:val="left"/>
-      <w:pPr>
-        <w:ind w:left="1440" w:hanging="480"/>
-      </w:pPr>
-    </w:lvl>
-    <w:lvl w:ilvl="2">
-      <w:start w:val="106"/>
-      <w:numFmt w:val="decimal"/>
-      <w:lvlText w:val="%3."/>
-      <w:lvlJc w:val="left"/>
-      <w:pPr>
-        <w:ind w:left="2160" w:hanging="480"/>
-      </w:pPr>
-    </w:lvl>
-    <w:lvl w:ilvl="3">
-      <w:start w:val="106"/>
-      <w:numFmt w:val="decimal"/>
-      <w:lvlText w:val="%4."/>
-      <w:lvlJc w:val="left"/>
-      <w:pPr>
-        <w:ind w:left="2880" w:hanging="480"/>
-      </w:pPr>
-    </w:lvl>
-    <w:lvl w:ilvl="4">
-      <w:start w:val="106"/>
-      <w:numFmt w:val="decimal"/>
-      <w:lvlText w:val="%5."/>
-      <w:lvlJc w:val="left"/>
-      <w:pPr>
-        <w:ind w:left="3600" w:hanging="480"/>
-      </w:pPr>
-    </w:lvl>
-    <w:lvl w:ilvl="5">
-      <w:start w:val="106"/>
-      <w:numFmt w:val="decimal"/>
-      <w:lvlText w:val="%6."/>
-      <w:lvlJc w:val="left"/>
-      <w:pPr>
-        <w:ind w:left="4320" w:hanging="480"/>
-      </w:pPr>
-    </w:lvl>
-    <w:lvl w:ilvl="6">
-      <w:start w:val="106"/>
-      <w:numFmt w:val="decimal"/>
-      <w:lvlText w:val="%7."/>
-      <w:lvlJc w:val="left"/>
-      <w:pPr>
-        <w:ind w:left="5040" w:hanging="480"/>
-      </w:pPr>
-    </w:lvl>
-    <w:lvl w:ilvl="7">
-      <w:start w:val="106"/>
-      <w:numFmt w:val="decimal"/>
-      <w:lvlText w:val="%8."/>
-      <w:lvlJc w:val="left"/>
-      <w:pPr>
-        <w:ind w:left="5760" w:hanging="480"/>
-      </w:pPr>
-    </w:lvl>
-    <w:lvl w:ilvl="8">
-      <w:start w:val="106"/>
-      <w:numFmt w:val="decimal"/>
-      <w:lvlText w:val="%9."/>
-      <w:lvlJc w:val="left"/>
-      <w:pPr>
-        <w:ind w:left="6480" w:hanging="480"/>
-      </w:pPr>
-    </w:lvl>
-  </w:abstractNum>
   <w:num w:numId="1000">
     <w:abstractNumId w:val="990"/>
-  </w:num>
-  <w:num w:numId="1001">
-    <w:abstractNumId w:val="99411"/>
-    <w:lvlOverride w:ilvl="0">
-      <w:startOverride w:val="1"/>
-    </w:lvlOverride>
-    <w:lvlOverride w:ilvl="1">
-      <w:startOverride w:val="1"/>
-    </w:lvlOverride>
-    <w:lvlOverride w:ilvl="2">
-      <w:startOverride w:val="1"/>
-    </w:lvlOverride>
-    <w:lvlOverride w:ilvl="3">
-      <w:startOverride w:val="1"/>
-    </w:lvlOverride>
-    <w:lvlOverride w:ilvl="4">
-      <w:startOverride w:val="1"/>
-    </w:lvlOverride>
-    <w:lvlOverride w:ilvl="5">
-      <w:startOverride w:val="1"/>
-    </w:lvlOverride>
-    <w:lvlOverride w:ilvl="6">
-      <w:startOverride w:val="1"/>
-    </w:lvlOverride>
-    <w:lvlOverride w:ilvl="7">
-      <w:startOverride w:val="1"/>
-    </w:lvlOverride>
-    <w:lvlOverride w:ilvl="8">
-      <w:startOverride w:val="1"/>
-    </w:lvlOverride>
-  </w:num>
-  <w:num w:numId="1002">
-    <w:abstractNumId w:val="994116"/>
-    <w:lvlOverride w:ilvl="0">
-      <w:startOverride w:val="16"/>
-    </w:lvlOverride>
-    <w:lvlOverride w:ilvl="1">
-      <w:startOverride w:val="16"/>
-    </w:lvlOverride>
-    <w:lvlOverride w:ilvl="2">
-      <w:startOverride w:val="16"/>
-    </w:lvlOverride>
-    <w:lvlOverride w:ilvl="3">
-      <w:startOverride w:val="16"/>
-    </w:lvlOverride>
-    <w:lvlOverride w:ilvl="4">
-      <w:startOverride w:val="16"/>
-    </w:lvlOverride>
-    <w:lvlOverride w:ilvl="5">
-      <w:startOverride w:val="16"/>
-    </w:lvlOverride>
-    <w:lvlOverride w:ilvl="6">
-      <w:startOverride w:val="16"/>
-    </w:lvlOverride>
-    <w:lvlOverride w:ilvl="7">
-      <w:startOverride w:val="16"/>
-    </w:lvlOverride>
-    <w:lvlOverride w:ilvl="8">
-      <w:startOverride w:val="16"/>
-    </w:lvlOverride>
-  </w:num>
-  <w:num w:numId="1003">
-    <w:abstractNumId w:val="994151"/>
-    <w:lvlOverride w:ilvl="0">
-      <w:startOverride w:val="51"/>
-    </w:lvlOverride>
-    <w:lvlOverride w:ilvl="1">
-      <w:startOverride w:val="51"/>
-    </w:lvlOverride>
-    <w:lvlOverride w:ilvl="2">
-      <w:startOverride w:val="51"/>
-    </w:lvlOverride>
-    <w:lvlOverride w:ilvl="3">
-      <w:startOverride w:val="51"/>
-    </w:lvlOverride>
-    <w:lvlOverride w:ilvl="4">
-      <w:startOverride w:val="51"/>
-    </w:lvlOverride>
-    <w:lvlOverride w:ilvl="5">
-      <w:startOverride w:val="51"/>
-    </w:lvlOverride>
-    <w:lvlOverride w:ilvl="6">
-      <w:startOverride w:val="51"/>
-    </w:lvlOverride>
-    <w:lvlOverride w:ilvl="7">
-      <w:startOverride w:val="51"/>
-    </w:lvlOverride>
-    <w:lvlOverride w:ilvl="8">
-      <w:startOverride w:val="51"/>
-    </w:lvlOverride>
-  </w:num>
-  <w:num w:numId="1004">
-    <w:abstractNumId w:val="994181"/>
-    <w:lvlOverride w:ilvl="0">
-      <w:startOverride w:val="81"/>
-    </w:lvlOverride>
-    <w:lvlOverride w:ilvl="1">
-      <w:startOverride w:val="81"/>
-    </w:lvlOverride>
-    <w:lvlOverride w:ilvl="2">
-      <w:startOverride w:val="81"/>
-    </w:lvlOverride>
-    <w:lvlOverride w:ilvl="3">
-      <w:startOverride w:val="81"/>
-    </w:lvlOverride>
-    <w:lvlOverride w:ilvl="4">
-      <w:startOverride w:val="81"/>
-    </w:lvlOverride>
-    <w:lvlOverride w:ilvl="5">
-      <w:startOverride w:val="81"/>
-    </w:lvlOverride>
-    <w:lvlOverride w:ilvl="6">
-      <w:startOverride w:val="81"/>
-    </w:lvlOverride>
-    <w:lvlOverride w:ilvl="7">
-      <w:startOverride w:val="81"/>
-    </w:lvlOverride>
-    <w:lvlOverride w:ilvl="8">
-      <w:startOverride w:val="81"/>
-    </w:lvlOverride>
-  </w:num>
-  <w:num w:numId="1005">
-    <w:abstractNumId w:val="9941106"/>
-    <w:lvlOverride w:ilvl="0">
-      <w:startOverride w:val="106"/>
-    </w:lvlOverride>
-    <w:lvlOverride w:ilvl="1">
-      <w:startOverride w:val="106"/>
-    </w:lvlOverride>
-    <w:lvlOverride w:ilvl="2">
-      <w:startOverride w:val="106"/>
-    </w:lvlOverride>
-    <w:lvlOverride w:ilvl="3">
-      <w:startOverride w:val="106"/>
-    </w:lvlOverride>
-    <w:lvlOverride w:ilvl="4">
-      <w:startOverride w:val="106"/>
-    </w:lvlOverride>
-    <w:lvlOverride w:ilvl="5">
-      <w:startOverride w:val="106"/>
-    </w:lvlOverride>
-    <w:lvlOverride w:ilvl="6">
-      <w:startOverride w:val="106"/>
-    </w:lvlOverride>
-    <w:lvlOverride w:ilvl="7">
-      <w:startOverride w:val="106"/>
-    </w:lvlOverride>
-    <w:lvlOverride w:ilvl="8">
-      <w:startOverride w:val="106"/>
-    </w:lvlOverride>
   </w:num>
 </w:numbering>
 </file>
